--- a/klagomål/A 22371-2025 FSC-klagomål.docx
+++ b/klagomål/A 22371-2025 FSC-klagomål.docx
@@ -1000,7 +1000,7 @@
     <w:r>
       <w:tab/>
       <w:tab/>
-      <w:t>2026-03-19</w:t>
+      <w:t>2026-03-20</w:t>
       <w:br/>
       <w:br/>
     </w:r>

--- a/klagomål/A 22371-2025 FSC-klagomål.docx
+++ b/klagomål/A 22371-2025 FSC-klagomål.docx
@@ -1000,7 +1000,7 @@
     <w:r>
       <w:tab/>
       <w:tab/>
-      <w:t>2026-03-20</w:t>
+      <w:t>2026-03-21</w:t>
       <w:br/>
       <w:br/>
     </w:r>

--- a/klagomål/A 22371-2025 FSC-klagomål.docx
+++ b/klagomål/A 22371-2025 FSC-klagomål.docx
@@ -1000,7 +1000,7 @@
     <w:r>
       <w:tab/>
       <w:tab/>
-      <w:t>2026-03-21</w:t>
+      <w:t>2026-03-22</w:t>
       <w:br/>
       <w:br/>
     </w:r>

--- a/klagomål/A 22371-2025 FSC-klagomål.docx
+++ b/klagomål/A 22371-2025 FSC-klagomål.docx
@@ -1000,7 +1000,7 @@
     <w:r>
       <w:tab/>
       <w:tab/>
-      <w:t>2026-03-22</w:t>
+      <w:t>2026-03-23</w:t>
       <w:br/>
       <w:br/>
     </w:r>

--- a/klagomål/A 22371-2025 FSC-klagomål.docx
+++ b/klagomål/A 22371-2025 FSC-klagomål.docx
@@ -1000,7 +1000,7 @@
     <w:r>
       <w:tab/>
       <w:tab/>
-      <w:t>2026-03-23</w:t>
+      <w:t>2026-03-24</w:t>
       <w:br/>
       <w:br/>
     </w:r>

--- a/klagomål/A 22371-2025 FSC-klagomål.docx
+++ b/klagomål/A 22371-2025 FSC-klagomål.docx
@@ -1000,7 +1000,7 @@
     <w:r>
       <w:tab/>
       <w:tab/>
-      <w:t>2026-03-24</w:t>
+      <w:t>2026-03-25</w:t>
       <w:br/>
       <w:br/>
     </w:r>

--- a/klagomål/A 22371-2025 FSC-klagomål.docx
+++ b/klagomål/A 22371-2025 FSC-klagomål.docx
@@ -1000,7 +1000,7 @@
     <w:r>
       <w:tab/>
       <w:tab/>
-      <w:t>2026-03-25</w:t>
+      <w:t>2026-03-26</w:t>
       <w:br/>
       <w:br/>
     </w:r>

--- a/klagomål/A 22371-2025 FSC-klagomål.docx
+++ b/klagomål/A 22371-2025 FSC-klagomål.docx
@@ -1000,7 +1000,7 @@
     <w:r>
       <w:tab/>
       <w:tab/>
-      <w:t>2026-03-26</w:t>
+      <w:t>2026-03-27</w:t>
       <w:br/>
       <w:br/>
     </w:r>

--- a/klagomål/A 22371-2025 FSC-klagomål.docx
+++ b/klagomål/A 22371-2025 FSC-klagomål.docx
@@ -1000,7 +1000,7 @@
     <w:r>
       <w:tab/>
       <w:tab/>
-      <w:t>2026-03-27</w:t>
+      <w:t>2026-03-28</w:t>
       <w:br/>
       <w:br/>
     </w:r>

--- a/klagomål/A 22371-2025 FSC-klagomål.docx
+++ b/klagomål/A 22371-2025 FSC-klagomål.docx
@@ -1000,7 +1000,7 @@
     <w:r>
       <w:tab/>
       <w:tab/>
-      <w:t>2026-03-28</w:t>
+      <w:t>2026-03-29</w:t>
       <w:br/>
       <w:br/>
     </w:r>

--- a/klagomål/A 22371-2025 FSC-klagomål.docx
+++ b/klagomål/A 22371-2025 FSC-klagomål.docx
@@ -1009,7 +1009,7 @@
     <w:r>
       <w:tab/>
       <w:tab/>
-      <w:t>2026-04-14</w:t>
+      <w:t>2026-04-15</w:t>
       <w:br/>
       <w:br/>
     </w:r>

--- a/klagomål/A 22371-2025 FSC-klagomål.docx
+++ b/klagomål/A 22371-2025 FSC-klagomål.docx
@@ -1009,7 +1009,7 @@
     <w:r>
       <w:tab/>
       <w:tab/>
-      <w:t>2026-04-15</w:t>
+      <w:t>2026-04-16</w:t>
       <w:br/>
       <w:br/>
     </w:r>

--- a/klagomål/A 22371-2025 FSC-klagomål.docx
+++ b/klagomål/A 22371-2025 FSC-klagomål.docx
@@ -1009,7 +1009,7 @@
     <w:r>
       <w:tab/>
       <w:tab/>
-      <w:t>2026-04-16</w:t>
+      <w:t>2026-04-17</w:t>
       <w:br/>
       <w:br/>
     </w:r>

--- a/klagomål/A 22371-2025 FSC-klagomål.docx
+++ b/klagomål/A 22371-2025 FSC-klagomål.docx
@@ -1009,7 +1009,7 @@
     <w:r>
       <w:tab/>
       <w:tab/>
-      <w:t>2026-04-17</w:t>
+      <w:t>2026-04-18</w:t>
       <w:br/>
       <w:br/>
     </w:r>

--- a/klagomål/A 22371-2025 FSC-klagomål.docx
+++ b/klagomål/A 22371-2025 FSC-klagomål.docx
@@ -1009,7 +1009,7 @@
     <w:r>
       <w:tab/>
       <w:tab/>
-      <w:t>2026-04-18</w:t>
+      <w:t>2026-04-19</w:t>
       <w:br/>
       <w:br/>
     </w:r>

--- a/klagomål/A 22371-2025 FSC-klagomål.docx
+++ b/klagomål/A 22371-2025 FSC-klagomål.docx
@@ -1009,7 +1009,7 @@
     <w:r>
       <w:tab/>
       <w:tab/>
-      <w:t>2026-04-19</w:t>
+      <w:t>2026-04-20</w:t>
       <w:br/>
       <w:br/>
     </w:r>

--- a/klagomål/A 22371-2025 FSC-klagomål.docx
+++ b/klagomål/A 22371-2025 FSC-klagomål.docx
@@ -1009,7 +1009,7 @@
     <w:r>
       <w:tab/>
       <w:tab/>
-      <w:t>2026-04-20</w:t>
+      <w:t>2026-04-21</w:t>
       <w:br/>
       <w:br/>
     </w:r>

--- a/klagomål/A 22371-2025 FSC-klagomål.docx
+++ b/klagomål/A 22371-2025 FSC-klagomål.docx
@@ -1009,7 +1009,7 @@
     <w:r>
       <w:tab/>
       <w:tab/>
-      <w:t>2026-04-21</w:t>
+      <w:t>2026-04-22</w:t>
       <w:br/>
       <w:br/>
     </w:r>

--- a/klagomål/A 22371-2025 FSC-klagomål.docx
+++ b/klagomål/A 22371-2025 FSC-klagomål.docx
@@ -1009,7 +1009,7 @@
     <w:r>
       <w:tab/>
       <w:tab/>
-      <w:t>2026-04-22</w:t>
+      <w:t>2026-04-23</w:t>
       <w:br/>
       <w:br/>
     </w:r>

--- a/klagomål/A 22371-2025 FSC-klagomål.docx
+++ b/klagomål/A 22371-2025 FSC-klagomål.docx
@@ -1009,7 +1009,7 @@
     <w:r>
       <w:tab/>
       <w:tab/>
-      <w:t>2026-04-23</w:t>
+      <w:t>2026-04-24</w:t>
       <w:br/>
       <w:br/>
     </w:r>

--- a/klagomål/A 22371-2025 FSC-klagomål.docx
+++ b/klagomål/A 22371-2025 FSC-klagomål.docx
@@ -1009,7 +1009,7 @@
     <w:r>
       <w:tab/>
       <w:tab/>
-      <w:t>2026-04-24</w:t>
+      <w:t>2026-04-25</w:t>
       <w:br/>
       <w:br/>
     </w:r>

--- a/klagomål/A 22371-2025 FSC-klagomål.docx
+++ b/klagomål/A 22371-2025 FSC-klagomål.docx
@@ -1009,7 +1009,7 @@
     <w:r>
       <w:tab/>
       <w:tab/>
-      <w:t>2026-04-25</w:t>
+      <w:t>2026-04-26</w:t>
       <w:br/>
       <w:br/>
     </w:r>

--- a/klagomål/A 22371-2025 FSC-klagomål.docx
+++ b/klagomål/A 22371-2025 FSC-klagomål.docx
@@ -1009,7 +1009,7 @@
     <w:r>
       <w:tab/>
       <w:tab/>
-      <w:t>2026-04-26</w:t>
+      <w:t>2026-04-27</w:t>
       <w:br/>
       <w:br/>
     </w:r>

--- a/klagomål/A 22371-2025 FSC-klagomål.docx
+++ b/klagomål/A 22371-2025 FSC-klagomål.docx
@@ -1009,7 +1009,7 @@
     <w:r>
       <w:tab/>
       <w:tab/>
-      <w:t>2026-04-27</w:t>
+      <w:t>2026-04-28</w:t>
       <w:br/>
       <w:br/>
     </w:r>

--- a/klagomål/A 22371-2025 FSC-klagomål.docx
+++ b/klagomål/A 22371-2025 FSC-klagomål.docx
@@ -1009,7 +1009,7 @@
     <w:r>
       <w:tab/>
       <w:tab/>
-      <w:t>2026-04-28</w:t>
+      <w:t>2026-04-29</w:t>
       <w:br/>
       <w:br/>
     </w:r>

--- a/klagomål/A 22371-2025 FSC-klagomål.docx
+++ b/klagomål/A 22371-2025 FSC-klagomål.docx
@@ -1009,7 +1009,7 @@
     <w:r>
       <w:tab/>
       <w:tab/>
-      <w:t>2026-04-29</w:t>
+      <w:t>2026-04-30</w:t>
       <w:br/>
       <w:br/>
     </w:r>

--- a/klagomål/A 22371-2025 FSC-klagomål.docx
+++ b/klagomål/A 22371-2025 FSC-klagomål.docx
@@ -1009,7 +1009,7 @@
     <w:r>
       <w:tab/>
       <w:tab/>
-      <w:t>2026-04-30</w:t>
+      <w:t>2026-05-01</w:t>
       <w:br/>
       <w:br/>
     </w:r>

--- a/klagomål/A 22371-2025 FSC-klagomål.docx
+++ b/klagomål/A 22371-2025 FSC-klagomål.docx
@@ -1009,7 +1009,7 @@
     <w:r>
       <w:tab/>
       <w:tab/>
-      <w:t>2026-05-01</w:t>
+      <w:t>2026-05-02</w:t>
       <w:br/>
       <w:br/>
     </w:r>

--- a/klagomål/A 22371-2025 FSC-klagomål.docx
+++ b/klagomål/A 22371-2025 FSC-klagomål.docx
@@ -1009,7 +1009,7 @@
     <w:r>
       <w:tab/>
       <w:tab/>
-      <w:t>2026-05-02</w:t>
+      <w:t>2026-05-03</w:t>
       <w:br/>
       <w:br/>
     </w:r>

--- a/klagomål/A 22371-2025 FSC-klagomål.docx
+++ b/klagomål/A 22371-2025 FSC-klagomål.docx
@@ -1009,7 +1009,7 @@
     <w:r>
       <w:tab/>
       <w:tab/>
-      <w:t>2026-05-03</w:t>
+      <w:t>2026-05-04</w:t>
       <w:br/>
       <w:br/>
     </w:r>

--- a/klagomål/A 22371-2025 FSC-klagomål.docx
+++ b/klagomål/A 22371-2025 FSC-klagomål.docx
@@ -1009,7 +1009,7 @@
     <w:r>
       <w:tab/>
       <w:tab/>
-      <w:t>2026-05-04</w:t>
+      <w:t>2026-05-05</w:t>
       <w:br/>
       <w:br/>
     </w:r>

--- a/klagomål/A 22371-2025 FSC-klagomål.docx
+++ b/klagomål/A 22371-2025 FSC-klagomål.docx
@@ -1009,7 +1009,7 @@
     <w:r>
       <w:tab/>
       <w:tab/>
-      <w:t>2026-06-15</w:t>
+      <w:t>2026-06-16</w:t>
       <w:br/>
       <w:br/>
     </w:r>

--- a/klagomål/A 22371-2025 FSC-klagomål.docx
+++ b/klagomål/A 22371-2025 FSC-klagomål.docx
@@ -1009,7 +1009,7 @@
     <w:r>
       <w:tab/>
       <w:tab/>
-      <w:t>2026-06-16</w:t>
+      <w:t>2026-06-17</w:t>
       <w:br/>
       <w:br/>
     </w:r>

--- a/klagomål/A 22371-2025 FSC-klagomål.docx
+++ b/klagomål/A 22371-2025 FSC-klagomål.docx
@@ -1,6 +1,6 @@
 
 <file path=word/document.xml><?xml version="1.0" encoding="utf-8"?>
-<w:document xmlns:wpc="http://schemas.microsoft.com/office/word/2010/wordprocessingCanvas" xmlns:cx="http://schemas.microsoft.com/office/drawing/2014/chartex" xmlns:cx1="http://schemas.microsoft.com/office/drawing/2015/9/8/chartex" xmlns:cx2="http://schemas.microsoft.com/office/drawing/2015/10/21/chartex" xmlns:cx3="http://schemas.microsoft.com/office/drawing/2016/5/9/chartex" xmlns:cx4="http://schemas.microsoft.com/office/drawing/2016/5/10/chartex" xmlns:cx5="http://schemas.microsoft.com/office/drawing/2016/5/11/chartex" xmlns:cx6="http://schemas.microsoft.com/office/drawing/2016/5/12/chartex" xmlns:cx7="http://schemas.microsoft.com/office/drawing/2016/5/13/chartex" xmlns:cx8="http://schemas.microsoft.com/office/drawing/2016/5/14/chartex" xmlns:mc="http://schemas.openxmlformats.org/markup-compatibility/2006" xmlns:aink="http://schemas.microsoft.com/office/drawing/2016/ink" xmlns:am3d="http://schemas.microsoft.com/office/drawing/2017/model3d" xmlns:o="urn:schemas-microsoft-com:office:office" xmlns:oel="http://schemas.microsoft.com/office/2019/extlst" xmlns:r="http://schemas.openxmlformats.org/officeDocument/2006/relationships" xmlns:m="http://schemas.openxmlformats.org/officeDocument/2006/math" xmlns:v="urn:schemas-microsoft-com:vml" xmlns:wp14="http://schemas.microsoft.com/office/word/2010/wordprocessingDrawing" xmlns:wp="http://schemas.openxmlformats.org/drawingml/2006/wordprocessingDrawing" xmlns:w10="urn:schemas-microsoft-com:office:word" xmlns:w="http://schemas.openxmlformats.org/wordprocessingml/2006/main" xmlns:w14="http://schemas.microsoft.com/office/word/2010/wordml" xmlns:w15="http://schemas.microsoft.com/office/word/2012/wordml" xmlns:w16cex="http://schemas.microsoft.com/office/word/2018/wordml/cex" xmlns:w16cid="http://schemas.microsoft.com/office/word/2016/wordml/cid" xmlns:w16="http://schemas.microsoft.com/office/word/2018/wordml" xmlns:w16sdtdh="http://schemas.microsoft.com/office/word/2020/wordml/sdtdatahash" xmlns:w16se="http://schemas.microsoft.com/office/word/2015/wordml/symex" xmlns:wpg="http://schemas.microsoft.com/office/word/2010/wordprocessingGroup" xmlns:wpi="http://schemas.microsoft.com/office/word/2010/wordprocessingInk" xmlns:wne="http://schemas.microsoft.com/office/word/2006/wordml" xmlns:wps="http://schemas.microsoft.com/office/word/2010/wordprocessingShape" mc:Ignorable="w14 w15 w16se w16cid w16 w16cex w16sdtdh wp14">
+<w:document xmlns:wpc="http://schemas.microsoft.com/office/word/2010/wordprocessingCanvas" xmlns:cx="http://schemas.microsoft.com/office/drawing/2014/chartex" xmlns:cx1="http://schemas.microsoft.com/office/drawing/2015/9/8/chartex" xmlns:cx2="http://schemas.microsoft.com/office/drawing/2015/10/21/chartex" xmlns:cx3="http://schemas.microsoft.com/office/drawing/2016/5/9/chartex" xmlns:cx4="http://schemas.microsoft.com/office/drawing/2016/5/10/chartex" xmlns:cx5="http://schemas.microsoft.com/office/drawing/2016/5/11/chartex" xmlns:cx6="http://schemas.microsoft.com/office/drawing/2016/5/12/chartex" xmlns:cx7="http://schemas.microsoft.com/office/drawing/2016/5/13/chartex" xmlns:cx8="http://schemas.microsoft.com/office/drawing/2016/5/14/chartex" xmlns:mc="http://schemas.openxmlformats.org/markup-compatibility/2006" xmlns:aink="http://schemas.microsoft.com/office/drawing/2016/ink" xmlns:am3d="http://schemas.microsoft.com/office/drawing/2017/model3d" xmlns:o="urn:schemas-microsoft-com:office:office" xmlns:oel="http://schemas.microsoft.com/office/2019/extlst" xmlns:r="http://schemas.openxmlformats.org/officeDocument/2006/relationships" xmlns:m="http://schemas.openxmlformats.org/officeDocument/2006/math" xmlns:v="urn:schemas-microsoft-com:vml" xmlns:wp14="http://schemas.microsoft.com/office/word/2010/wordprocessingDrawing" xmlns:wp="http://schemas.openxmlformats.org/drawingml/2006/wordprocessingDrawing" xmlns:w10="urn:schemas-microsoft-com:office:word" xmlns:w="http://schemas.openxmlformats.org/wordprocessingml/2006/main" xmlns:w14="http://schemas.microsoft.com/office/word/2010/wordml" xmlns:w15="http://schemas.microsoft.com/office/word/2012/wordml" xmlns:w16cex="http://schemas.microsoft.com/office/word/2018/wordml/cex" xmlns:w16cid="http://schemas.microsoft.com/office/word/2016/wordml/cid" xmlns:w16="http://schemas.microsoft.com/office/word/2018/wordml" xmlns:w16du="http://schemas.microsoft.com/office/word/2023/wordml/word16du" xmlns:w16sdtdh="http://schemas.microsoft.com/office/word/2020/wordml/sdtdatahash" xmlns:w16sdtfl="http://schemas.microsoft.com/office/word/2024/wordml/sdtformatlock" xmlns:w16se="http://schemas.microsoft.com/office/word/2015/wordml/symex" xmlns:wpg="http://schemas.microsoft.com/office/word/2010/wordprocessingGroup" xmlns:wpi="http://schemas.microsoft.com/office/word/2010/wordprocessingInk" xmlns:wne="http://schemas.microsoft.com/office/word/2006/wordml" xmlns:wps="http://schemas.microsoft.com/office/word/2010/wordprocessingShape" mc:Ignorable="w14 w15 w16se w16cid w16 w16cex w16sdtdh w16sdtfl w16du wp14">
   <w:body>
     <w:p>
       <w:r>
@@ -168,7 +168,7 @@
     </w:p>
     <w:p>
       <w:r>
-        <w:t>Detta dokument behandlar höga naturvärden i avverkningsanmälan A 22371-2025 i Vindelns kommun. Denna avverkningsanmälan inkom 2025-05-09 11:27:27 och omfattar 8,3 ha.</w:t>
+        <w:t>Detta dokument behandlar höga naturvärden i avverkningsanmälan A 22371-2025 i Vindelns kommun som inkom 2025-05-09 och omfattar 8,3 ha.</w:t>
       </w:r>
     </w:p>
     <w:p>
@@ -191,12 +191,15 @@
     </w:p>
     <w:p>
       <w:r>
-        <w:t>I avverkningsanmälan har följande 8 naturvårdsarter hittats: blanksvart spiklav (NT), blågrå svartspik (NT), kolflarnlav (NT), nordtagging (NT), reliktbock (NT), vedflamlav (NT), vedskivlav (NT) och mindre märgborre (S). Av dessa är 7 rödlistade. För rödlistade arter har rödlistekategorin angivits inom parentes. Arter som är signalarter enligt Skogsstyrelsen har markerats med (S).</w:t>
+        <w:t>I avverkningsanmälan har följande 8 naturvårdsarter hittats: blanksvart spiklav (NT), blågrå svartspik (NT), kolflarnlav (NT, T), nordtagging (NT), reliktbock (NT, T), vedflamlav (NT), vedskivlav (NT, T) och mindre märgborre (S, T). Av dessa är 7 rödlistade. För rödlistade arter har rödlistekategorin angivits inom parentes. Arter som är signalarter enligt Skogsstyrelsen har markerats med (S). Typiska arter inom Natura 2000 som är kopplade till skogsekosystem har markerats med (T).</w:t>
       </w:r>
     </w:p>
     <w:p>
       <w:r>
-        <w:t>De påträffade naturvårdsarterna är ett tydligt kvitto på att detta rör sig om en skog med höga naturvärden. I Figur 1 visas en karta över det avverkningsanmälda området, där samtliga fyndplatser för naturvårdsarter som finns registrerade på Artportalen har markerats.</w:t>
+        <w:t>De påträffade naturvårdsarterna är ett tydligt kvitto på att det rör sig om en skog med höga naturvärden.</w:t>
+      </w:r>
+      <w:r>
+        <w:t xml:space="preserve"> I Figur 1 visas fyndplatser för naturvårdsarter i området, som finns registrerade på Artportalen.</w:t>
       </w:r>
     </w:p>
     <w:p>
@@ -206,7 +209,7 @@
       <w:r>
         <w:drawing>
           <wp:inline xmlns:a="http://schemas.openxmlformats.org/drawingml/2006/main" xmlns:pic="http://schemas.openxmlformats.org/drawingml/2006/picture">
-            <wp:extent cx="5486400" cy="3700372"/>
+            <wp:extent cx="5486400" cy="4954728"/>
             <wp:docPr id="1" name="Picture 1"/>
             <wp:cNvGraphicFramePr>
               <a:graphicFrameLocks noChangeAspect="1"/>
@@ -227,7 +230,7 @@
                   <pic:spPr>
                     <a:xfrm>
                       <a:off x="0" y="0"/>
-                      <a:ext cx="5486400" cy="3700372"/>
+                      <a:ext cx="5486400" cy="4954728"/>
                     </a:xfrm>
                     <a:prstGeom prst="rect"/>
                   </pic:spPr>
@@ -241,9 +244,10 @@
     <w:p>
       <w:pPr>
         <w:pStyle w:val="Caption"/>
+        <w:spacing w:after="240"/>
       </w:pPr>
       <w:r>
-        <w:t>Figur 1. Fyndplatser för naturvårdsarter i det avverkningsanmälda området (röd linje). Markörer utan svart kant är placerade på fyndplatsen. Markörer med svart kant är placerade vid sidan av fyndplatsen och har ett svart streck som visar fyndplatsens exakta position. Kartans mittpunktskoordinat är N 7172053, E 719529 i SWEREF 99 TM.</w:t>
+        <w:t>Figur 1. Fyndplatser för naturvårdsarter i avverkningsanmälan (röd linje). Markörer utan svart kant är placerade på fyndplatsen. Markörer med svart kant är placerade vid sidan av fyndplatsen och har ett svart streck som visar fyndplatsens exakta position. Kartans mittpunktskoordinat är N 7172053, E 719529 i SWEREF 99 TM.</w:t>
       </w:r>
     </w:p>
     <w:p>
@@ -899,7 +903,7 @@
 </file>
 
 <file path=word/endnotes.xml><?xml version="1.0" encoding="utf-8"?>
-<w:endnotes xmlns:wpc="http://schemas.microsoft.com/office/word/2010/wordprocessingCanvas" xmlns:cx="http://schemas.microsoft.com/office/drawing/2014/chartex" xmlns:cx1="http://schemas.microsoft.com/office/drawing/2015/9/8/chartex" xmlns:cx2="http://schemas.microsoft.com/office/drawing/2015/10/21/chartex" xmlns:cx3="http://schemas.microsoft.com/office/drawing/2016/5/9/chartex" xmlns:cx4="http://schemas.microsoft.com/office/drawing/2016/5/10/chartex" xmlns:cx5="http://schemas.microsoft.com/office/drawing/2016/5/11/chartex" xmlns:cx6="http://schemas.microsoft.com/office/drawing/2016/5/12/chartex" xmlns:cx7="http://schemas.microsoft.com/office/drawing/2016/5/13/chartex" xmlns:cx8="http://schemas.microsoft.com/office/drawing/2016/5/14/chartex" xmlns:mc="http://schemas.openxmlformats.org/markup-compatibility/2006" xmlns:aink="http://schemas.microsoft.com/office/drawing/2016/ink" xmlns:am3d="http://schemas.microsoft.com/office/drawing/2017/model3d" xmlns:o="urn:schemas-microsoft-com:office:office" xmlns:oel="http://schemas.microsoft.com/office/2019/extlst" xmlns:r="http://schemas.openxmlformats.org/officeDocument/2006/relationships" xmlns:m="http://schemas.openxmlformats.org/officeDocument/2006/math" xmlns:v="urn:schemas-microsoft-com:vml" xmlns:wp14="http://schemas.microsoft.com/office/word/2010/wordprocessingDrawing" xmlns:wp="http://schemas.openxmlformats.org/drawingml/2006/wordprocessingDrawing" xmlns:w10="urn:schemas-microsoft-com:office:word" xmlns:w="http://schemas.openxmlformats.org/wordprocessingml/2006/main" xmlns:w14="http://schemas.microsoft.com/office/word/2010/wordml" xmlns:w15="http://schemas.microsoft.com/office/word/2012/wordml" xmlns:w16cex="http://schemas.microsoft.com/office/word/2018/wordml/cex" xmlns:w16cid="http://schemas.microsoft.com/office/word/2016/wordml/cid" xmlns:w16="http://schemas.microsoft.com/office/word/2018/wordml" xmlns:w16sdtdh="http://schemas.microsoft.com/office/word/2020/wordml/sdtdatahash" xmlns:w16se="http://schemas.microsoft.com/office/word/2015/wordml/symex" xmlns:wpg="http://schemas.microsoft.com/office/word/2010/wordprocessingGroup" xmlns:wpi="http://schemas.microsoft.com/office/word/2010/wordprocessingInk" xmlns:wne="http://schemas.microsoft.com/office/word/2006/wordml" xmlns:wps="http://schemas.microsoft.com/office/word/2010/wordprocessingShape" mc:Ignorable="w14 w15 w16se w16cid w16 w16cex w16sdtdh wp14">
+<w:endnotes xmlns:wpc="http://schemas.microsoft.com/office/word/2010/wordprocessingCanvas" xmlns:cx="http://schemas.microsoft.com/office/drawing/2014/chartex" xmlns:cx1="http://schemas.microsoft.com/office/drawing/2015/9/8/chartex" xmlns:cx2="http://schemas.microsoft.com/office/drawing/2015/10/21/chartex" xmlns:cx3="http://schemas.microsoft.com/office/drawing/2016/5/9/chartex" xmlns:cx4="http://schemas.microsoft.com/office/drawing/2016/5/10/chartex" xmlns:cx5="http://schemas.microsoft.com/office/drawing/2016/5/11/chartex" xmlns:cx6="http://schemas.microsoft.com/office/drawing/2016/5/12/chartex" xmlns:cx7="http://schemas.microsoft.com/office/drawing/2016/5/13/chartex" xmlns:cx8="http://schemas.microsoft.com/office/drawing/2016/5/14/chartex" xmlns:mc="http://schemas.openxmlformats.org/markup-compatibility/2006" xmlns:aink="http://schemas.microsoft.com/office/drawing/2016/ink" xmlns:am3d="http://schemas.microsoft.com/office/drawing/2017/model3d" xmlns:o="urn:schemas-microsoft-com:office:office" xmlns:oel="http://schemas.microsoft.com/office/2019/extlst" xmlns:r="http://schemas.openxmlformats.org/officeDocument/2006/relationships" xmlns:m="http://schemas.openxmlformats.org/officeDocument/2006/math" xmlns:v="urn:schemas-microsoft-com:vml" xmlns:wp14="http://schemas.microsoft.com/office/word/2010/wordprocessingDrawing" xmlns:wp="http://schemas.openxmlformats.org/drawingml/2006/wordprocessingDrawing" xmlns:w10="urn:schemas-microsoft-com:office:word" xmlns:w="http://schemas.openxmlformats.org/wordprocessingml/2006/main" xmlns:w14="http://schemas.microsoft.com/office/word/2010/wordml" xmlns:w15="http://schemas.microsoft.com/office/word/2012/wordml" xmlns:w16cex="http://schemas.microsoft.com/office/word/2018/wordml/cex" xmlns:w16cid="http://schemas.microsoft.com/office/word/2016/wordml/cid" xmlns:w16="http://schemas.microsoft.com/office/word/2018/wordml" xmlns:w16du="http://schemas.microsoft.com/office/word/2023/wordml/word16du" xmlns:w16sdtdh="http://schemas.microsoft.com/office/word/2020/wordml/sdtdatahash" xmlns:w16sdtfl="http://schemas.microsoft.com/office/word/2024/wordml/sdtformatlock" xmlns:w16se="http://schemas.microsoft.com/office/word/2015/wordml/symex" xmlns:wpg="http://schemas.microsoft.com/office/word/2010/wordprocessingGroup" xmlns:wpi="http://schemas.microsoft.com/office/word/2010/wordprocessingInk" xmlns:wne="http://schemas.microsoft.com/office/word/2006/wordml" xmlns:wps="http://schemas.microsoft.com/office/word/2010/wordprocessingShape" mc:Ignorable="w14 w15 w16se w16cid w16 w16cex w16sdtdh w16sdtfl w16du wp14">
   <w:endnote w:type="separator" w:id="-1">
     <w:p>
       <w:pPr>
@@ -924,7 +928,7 @@
 </file>
 
 <file path=word/footer1.xml><?xml version="1.0" encoding="utf-8"?>
-<w:ftr xmlns:wpc="http://schemas.microsoft.com/office/word/2010/wordprocessingCanvas" xmlns:cx="http://schemas.microsoft.com/office/drawing/2014/chartex" xmlns:cx1="http://schemas.microsoft.com/office/drawing/2015/9/8/chartex" xmlns:cx2="http://schemas.microsoft.com/office/drawing/2015/10/21/chartex" xmlns:cx3="http://schemas.microsoft.com/office/drawing/2016/5/9/chartex" xmlns:cx4="http://schemas.microsoft.com/office/drawing/2016/5/10/chartex" xmlns:cx5="http://schemas.microsoft.com/office/drawing/2016/5/11/chartex" xmlns:cx6="http://schemas.microsoft.com/office/drawing/2016/5/12/chartex" xmlns:cx7="http://schemas.microsoft.com/office/drawing/2016/5/13/chartex" xmlns:cx8="http://schemas.microsoft.com/office/drawing/2016/5/14/chartex" xmlns:mc="http://schemas.openxmlformats.org/markup-compatibility/2006" xmlns:aink="http://schemas.microsoft.com/office/drawing/2016/ink" xmlns:am3d="http://schemas.microsoft.com/office/drawing/2017/model3d" xmlns:o="urn:schemas-microsoft-com:office:office" xmlns:oel="http://schemas.microsoft.com/office/2019/extlst" xmlns:r="http://schemas.openxmlformats.org/officeDocument/2006/relationships" xmlns:m="http://schemas.openxmlformats.org/officeDocument/2006/math" xmlns:v="urn:schemas-microsoft-com:vml" xmlns:wp14="http://schemas.microsoft.com/office/word/2010/wordprocessingDrawing" xmlns:wp="http://schemas.openxmlformats.org/drawingml/2006/wordprocessingDrawing" xmlns:w10="urn:schemas-microsoft-com:office:word" xmlns:w="http://schemas.openxmlformats.org/wordprocessingml/2006/main" xmlns:w14="http://schemas.microsoft.com/office/word/2010/wordml" xmlns:w15="http://schemas.microsoft.com/office/word/2012/wordml" xmlns:w16cex="http://schemas.microsoft.com/office/word/2018/wordml/cex" xmlns:w16cid="http://schemas.microsoft.com/office/word/2016/wordml/cid" xmlns:w16="http://schemas.microsoft.com/office/word/2018/wordml" xmlns:w16sdtdh="http://schemas.microsoft.com/office/word/2020/wordml/sdtdatahash" xmlns:w16se="http://schemas.microsoft.com/office/word/2015/wordml/symex" xmlns:wpg="http://schemas.microsoft.com/office/word/2010/wordprocessingGroup" xmlns:wpi="http://schemas.microsoft.com/office/word/2010/wordprocessingInk" xmlns:wne="http://schemas.microsoft.com/office/word/2006/wordml" xmlns:wps="http://schemas.microsoft.com/office/word/2010/wordprocessingShape" mc:Ignorable="w14 w15 w16se w16cid w16 w16cex w16sdtdh wp14">
+<w:ftr xmlns:wpc="http://schemas.microsoft.com/office/word/2010/wordprocessingCanvas" xmlns:cx="http://schemas.microsoft.com/office/drawing/2014/chartex" xmlns:cx1="http://schemas.microsoft.com/office/drawing/2015/9/8/chartex" xmlns:cx2="http://schemas.microsoft.com/office/drawing/2015/10/21/chartex" xmlns:cx3="http://schemas.microsoft.com/office/drawing/2016/5/9/chartex" xmlns:cx4="http://schemas.microsoft.com/office/drawing/2016/5/10/chartex" xmlns:cx5="http://schemas.microsoft.com/office/drawing/2016/5/11/chartex" xmlns:cx6="http://schemas.microsoft.com/office/drawing/2016/5/12/chartex" xmlns:cx7="http://schemas.microsoft.com/office/drawing/2016/5/13/chartex" xmlns:cx8="http://schemas.microsoft.com/office/drawing/2016/5/14/chartex" xmlns:mc="http://schemas.openxmlformats.org/markup-compatibility/2006" xmlns:aink="http://schemas.microsoft.com/office/drawing/2016/ink" xmlns:am3d="http://schemas.microsoft.com/office/drawing/2017/model3d" xmlns:o="urn:schemas-microsoft-com:office:office" xmlns:oel="http://schemas.microsoft.com/office/2019/extlst" xmlns:r="http://schemas.openxmlformats.org/officeDocument/2006/relationships" xmlns:m="http://schemas.openxmlformats.org/officeDocument/2006/math" xmlns:v="urn:schemas-microsoft-com:vml" xmlns:wp14="http://schemas.microsoft.com/office/word/2010/wordprocessingDrawing" xmlns:wp="http://schemas.openxmlformats.org/drawingml/2006/wordprocessingDrawing" xmlns:w10="urn:schemas-microsoft-com:office:word" xmlns:w="http://schemas.openxmlformats.org/wordprocessingml/2006/main" xmlns:w14="http://schemas.microsoft.com/office/word/2010/wordml" xmlns:w15="http://schemas.microsoft.com/office/word/2012/wordml" xmlns:w16cex="http://schemas.microsoft.com/office/word/2018/wordml/cex" xmlns:w16cid="http://schemas.microsoft.com/office/word/2016/wordml/cid" xmlns:w16="http://schemas.microsoft.com/office/word/2018/wordml" xmlns:w16du="http://schemas.microsoft.com/office/word/2023/wordml/word16du" xmlns:w16sdtdh="http://schemas.microsoft.com/office/word/2020/wordml/sdtdatahash" xmlns:w16sdtfl="http://schemas.microsoft.com/office/word/2024/wordml/sdtformatlock" xmlns:w16se="http://schemas.microsoft.com/office/word/2015/wordml/symex" xmlns:wpg="http://schemas.microsoft.com/office/word/2010/wordprocessingGroup" xmlns:wpi="http://schemas.microsoft.com/office/word/2010/wordprocessingInk" xmlns:wne="http://schemas.microsoft.com/office/word/2006/wordml" xmlns:wps="http://schemas.microsoft.com/office/word/2010/wordprocessingShape" mc:Ignorable="w14 w15 w16se w16cid w16 w16cex w16sdtdh w16sdtfl w16du wp14">
   <w:p>
     <w:pPr>
       <w:pStyle w:val="Footer"/>
@@ -934,7 +938,7 @@
 </file>
 
 <file path=word/footer2.xml><?xml version="1.0" encoding="utf-8"?>
-<w:ftr xmlns:wpc="http://schemas.microsoft.com/office/word/2010/wordprocessingCanvas" xmlns:cx="http://schemas.microsoft.com/office/drawing/2014/chartex" xmlns:cx1="http://schemas.microsoft.com/office/drawing/2015/9/8/chartex" xmlns:cx2="http://schemas.microsoft.com/office/drawing/2015/10/21/chartex" xmlns:cx3="http://schemas.microsoft.com/office/drawing/2016/5/9/chartex" xmlns:cx4="http://schemas.microsoft.com/office/drawing/2016/5/10/chartex" xmlns:cx5="http://schemas.microsoft.com/office/drawing/2016/5/11/chartex" xmlns:cx6="http://schemas.microsoft.com/office/drawing/2016/5/12/chartex" xmlns:cx7="http://schemas.microsoft.com/office/drawing/2016/5/13/chartex" xmlns:cx8="http://schemas.microsoft.com/office/drawing/2016/5/14/chartex" xmlns:mc="http://schemas.openxmlformats.org/markup-compatibility/2006" xmlns:aink="http://schemas.microsoft.com/office/drawing/2016/ink" xmlns:am3d="http://schemas.microsoft.com/office/drawing/2017/model3d" xmlns:o="urn:schemas-microsoft-com:office:office" xmlns:oel="http://schemas.microsoft.com/office/2019/extlst" xmlns:r="http://schemas.openxmlformats.org/officeDocument/2006/relationships" xmlns:m="http://schemas.openxmlformats.org/officeDocument/2006/math" xmlns:v="urn:schemas-microsoft-com:vml" xmlns:wp14="http://schemas.microsoft.com/office/word/2010/wordprocessingDrawing" xmlns:wp="http://schemas.openxmlformats.org/drawingml/2006/wordprocessingDrawing" xmlns:w10="urn:schemas-microsoft-com:office:word" xmlns:w="http://schemas.openxmlformats.org/wordprocessingml/2006/main" xmlns:w14="http://schemas.microsoft.com/office/word/2010/wordml" xmlns:w15="http://schemas.microsoft.com/office/word/2012/wordml" xmlns:w16cex="http://schemas.microsoft.com/office/word/2018/wordml/cex" xmlns:w16cid="http://schemas.microsoft.com/office/word/2016/wordml/cid" xmlns:w16="http://schemas.microsoft.com/office/word/2018/wordml" xmlns:w16sdtdh="http://schemas.microsoft.com/office/word/2020/wordml/sdtdatahash" xmlns:w16se="http://schemas.microsoft.com/office/word/2015/wordml/symex" xmlns:wpg="http://schemas.microsoft.com/office/word/2010/wordprocessingGroup" xmlns:wpi="http://schemas.microsoft.com/office/word/2010/wordprocessingInk" xmlns:wne="http://schemas.microsoft.com/office/word/2006/wordml" xmlns:wps="http://schemas.microsoft.com/office/word/2010/wordprocessingShape" mc:Ignorable="w14 w15 w16se w16cid w16 w16cex w16sdtdh wp14">
+<w:ftr xmlns:wpc="http://schemas.microsoft.com/office/word/2010/wordprocessingCanvas" xmlns:cx="http://schemas.microsoft.com/office/drawing/2014/chartex" xmlns:cx1="http://schemas.microsoft.com/office/drawing/2015/9/8/chartex" xmlns:cx2="http://schemas.microsoft.com/office/drawing/2015/10/21/chartex" xmlns:cx3="http://schemas.microsoft.com/office/drawing/2016/5/9/chartex" xmlns:cx4="http://schemas.microsoft.com/office/drawing/2016/5/10/chartex" xmlns:cx5="http://schemas.microsoft.com/office/drawing/2016/5/11/chartex" xmlns:cx6="http://schemas.microsoft.com/office/drawing/2016/5/12/chartex" xmlns:cx7="http://schemas.microsoft.com/office/drawing/2016/5/13/chartex" xmlns:cx8="http://schemas.microsoft.com/office/drawing/2016/5/14/chartex" xmlns:mc="http://schemas.openxmlformats.org/markup-compatibility/2006" xmlns:aink="http://schemas.microsoft.com/office/drawing/2016/ink" xmlns:am3d="http://schemas.microsoft.com/office/drawing/2017/model3d" xmlns:o="urn:schemas-microsoft-com:office:office" xmlns:oel="http://schemas.microsoft.com/office/2019/extlst" xmlns:r="http://schemas.openxmlformats.org/officeDocument/2006/relationships" xmlns:m="http://schemas.openxmlformats.org/officeDocument/2006/math" xmlns:v="urn:schemas-microsoft-com:vml" xmlns:wp14="http://schemas.microsoft.com/office/word/2010/wordprocessingDrawing" xmlns:wp="http://schemas.openxmlformats.org/drawingml/2006/wordprocessingDrawing" xmlns:w10="urn:schemas-microsoft-com:office:word" xmlns:w="http://schemas.openxmlformats.org/wordprocessingml/2006/main" xmlns:w14="http://schemas.microsoft.com/office/word/2010/wordml" xmlns:w15="http://schemas.microsoft.com/office/word/2012/wordml" xmlns:w16cex="http://schemas.microsoft.com/office/word/2018/wordml/cex" xmlns:w16cid="http://schemas.microsoft.com/office/word/2016/wordml/cid" xmlns:w16="http://schemas.microsoft.com/office/word/2018/wordml" xmlns:w16du="http://schemas.microsoft.com/office/word/2023/wordml/word16du" xmlns:w16sdtdh="http://schemas.microsoft.com/office/word/2020/wordml/sdtdatahash" xmlns:w16sdtfl="http://schemas.microsoft.com/office/word/2024/wordml/sdtformatlock" xmlns:w16se="http://schemas.microsoft.com/office/word/2015/wordml/symex" xmlns:wpg="http://schemas.microsoft.com/office/word/2010/wordprocessingGroup" xmlns:wpi="http://schemas.microsoft.com/office/word/2010/wordprocessingInk" xmlns:wne="http://schemas.microsoft.com/office/word/2006/wordml" xmlns:wps="http://schemas.microsoft.com/office/word/2010/wordprocessingShape" mc:Ignorable="w14 w15 w16se w16cid w16 w16cex w16sdtdh w16sdtfl w16du wp14">
   <w:p>
     <w:pPr>
       <w:pStyle w:val="Footer"/>
@@ -944,7 +948,7 @@
 </file>
 
 <file path=word/footer3.xml><?xml version="1.0" encoding="utf-8"?>
-<w:ftr xmlns:wpc="http://schemas.microsoft.com/office/word/2010/wordprocessingCanvas" xmlns:cx="http://schemas.microsoft.com/office/drawing/2014/chartex" xmlns:cx1="http://schemas.microsoft.com/office/drawing/2015/9/8/chartex" xmlns:cx2="http://schemas.microsoft.com/office/drawing/2015/10/21/chartex" xmlns:cx3="http://schemas.microsoft.com/office/drawing/2016/5/9/chartex" xmlns:cx4="http://schemas.microsoft.com/office/drawing/2016/5/10/chartex" xmlns:cx5="http://schemas.microsoft.com/office/drawing/2016/5/11/chartex" xmlns:cx6="http://schemas.microsoft.com/office/drawing/2016/5/12/chartex" xmlns:cx7="http://schemas.microsoft.com/office/drawing/2016/5/13/chartex" xmlns:cx8="http://schemas.microsoft.com/office/drawing/2016/5/14/chartex" xmlns:mc="http://schemas.openxmlformats.org/markup-compatibility/2006" xmlns:aink="http://schemas.microsoft.com/office/drawing/2016/ink" xmlns:am3d="http://schemas.microsoft.com/office/drawing/2017/model3d" xmlns:o="urn:schemas-microsoft-com:office:office" xmlns:oel="http://schemas.microsoft.com/office/2019/extlst" xmlns:r="http://schemas.openxmlformats.org/officeDocument/2006/relationships" xmlns:m="http://schemas.openxmlformats.org/officeDocument/2006/math" xmlns:v="urn:schemas-microsoft-com:vml" xmlns:wp14="http://schemas.microsoft.com/office/word/2010/wordprocessingDrawing" xmlns:wp="http://schemas.openxmlformats.org/drawingml/2006/wordprocessingDrawing" xmlns:w10="urn:schemas-microsoft-com:office:word" xmlns:w="http://schemas.openxmlformats.org/wordprocessingml/2006/main" xmlns:w14="http://schemas.microsoft.com/office/word/2010/wordml" xmlns:w15="http://schemas.microsoft.com/office/word/2012/wordml" xmlns:w16cex="http://schemas.microsoft.com/office/word/2018/wordml/cex" xmlns:w16cid="http://schemas.microsoft.com/office/word/2016/wordml/cid" xmlns:w16="http://schemas.microsoft.com/office/word/2018/wordml" xmlns:w16sdtdh="http://schemas.microsoft.com/office/word/2020/wordml/sdtdatahash" xmlns:w16se="http://schemas.microsoft.com/office/word/2015/wordml/symex" xmlns:wpg="http://schemas.microsoft.com/office/word/2010/wordprocessingGroup" xmlns:wpi="http://schemas.microsoft.com/office/word/2010/wordprocessingInk" xmlns:wne="http://schemas.microsoft.com/office/word/2006/wordml" xmlns:wps="http://schemas.microsoft.com/office/word/2010/wordprocessingShape" mc:Ignorable="w14 w15 w16se w16cid w16 w16cex w16sdtdh wp14">
+<w:ftr xmlns:wpc="http://schemas.microsoft.com/office/word/2010/wordprocessingCanvas" xmlns:cx="http://schemas.microsoft.com/office/drawing/2014/chartex" xmlns:cx1="http://schemas.microsoft.com/office/drawing/2015/9/8/chartex" xmlns:cx2="http://schemas.microsoft.com/office/drawing/2015/10/21/chartex" xmlns:cx3="http://schemas.microsoft.com/office/drawing/2016/5/9/chartex" xmlns:cx4="http://schemas.microsoft.com/office/drawing/2016/5/10/chartex" xmlns:cx5="http://schemas.microsoft.com/office/drawing/2016/5/11/chartex" xmlns:cx6="http://schemas.microsoft.com/office/drawing/2016/5/12/chartex" xmlns:cx7="http://schemas.microsoft.com/office/drawing/2016/5/13/chartex" xmlns:cx8="http://schemas.microsoft.com/office/drawing/2016/5/14/chartex" xmlns:mc="http://schemas.openxmlformats.org/markup-compatibility/2006" xmlns:aink="http://schemas.microsoft.com/office/drawing/2016/ink" xmlns:am3d="http://schemas.microsoft.com/office/drawing/2017/model3d" xmlns:o="urn:schemas-microsoft-com:office:office" xmlns:oel="http://schemas.microsoft.com/office/2019/extlst" xmlns:r="http://schemas.openxmlformats.org/officeDocument/2006/relationships" xmlns:m="http://schemas.openxmlformats.org/officeDocument/2006/math" xmlns:v="urn:schemas-microsoft-com:vml" xmlns:wp14="http://schemas.microsoft.com/office/word/2010/wordprocessingDrawing" xmlns:wp="http://schemas.openxmlformats.org/drawingml/2006/wordprocessingDrawing" xmlns:w10="urn:schemas-microsoft-com:office:word" xmlns:w="http://schemas.openxmlformats.org/wordprocessingml/2006/main" xmlns:w14="http://schemas.microsoft.com/office/word/2010/wordml" xmlns:w15="http://schemas.microsoft.com/office/word/2012/wordml" xmlns:w16cex="http://schemas.microsoft.com/office/word/2018/wordml/cex" xmlns:w16cid="http://schemas.microsoft.com/office/word/2016/wordml/cid" xmlns:w16="http://schemas.microsoft.com/office/word/2018/wordml" xmlns:w16du="http://schemas.microsoft.com/office/word/2023/wordml/word16du" xmlns:w16sdtdh="http://schemas.microsoft.com/office/word/2020/wordml/sdtdatahash" xmlns:w16sdtfl="http://schemas.microsoft.com/office/word/2024/wordml/sdtformatlock" xmlns:w16se="http://schemas.microsoft.com/office/word/2015/wordml/symex" xmlns:wpg="http://schemas.microsoft.com/office/word/2010/wordprocessingGroup" xmlns:wpi="http://schemas.microsoft.com/office/word/2010/wordprocessingInk" xmlns:wne="http://schemas.microsoft.com/office/word/2006/wordml" xmlns:wps="http://schemas.microsoft.com/office/word/2010/wordprocessingShape" mc:Ignorable="w14 w15 w16se w16cid w16 w16cex w16sdtdh w16sdtfl w16du wp14">
   <w:p>
     <w:pPr>
       <w:pStyle w:val="Footer"/>
@@ -954,7 +958,7 @@
 </file>
 
 <file path=word/footnotes.xml><?xml version="1.0" encoding="utf-8"?>
-<w:footnotes xmlns:wpc="http://schemas.microsoft.com/office/word/2010/wordprocessingCanvas" xmlns:cx="http://schemas.microsoft.com/office/drawing/2014/chartex" xmlns:cx1="http://schemas.microsoft.com/office/drawing/2015/9/8/chartex" xmlns:cx2="http://schemas.microsoft.com/office/drawing/2015/10/21/chartex" xmlns:cx3="http://schemas.microsoft.com/office/drawing/2016/5/9/chartex" xmlns:cx4="http://schemas.microsoft.com/office/drawing/2016/5/10/chartex" xmlns:cx5="http://schemas.microsoft.com/office/drawing/2016/5/11/chartex" xmlns:cx6="http://schemas.microsoft.com/office/drawing/2016/5/12/chartex" xmlns:cx7="http://schemas.microsoft.com/office/drawing/2016/5/13/chartex" xmlns:cx8="http://schemas.microsoft.com/office/drawing/2016/5/14/chartex" xmlns:mc="http://schemas.openxmlformats.org/markup-compatibility/2006" xmlns:aink="http://schemas.microsoft.com/office/drawing/2016/ink" xmlns:am3d="http://schemas.microsoft.com/office/drawing/2017/model3d" xmlns:o="urn:schemas-microsoft-com:office:office" xmlns:oel="http://schemas.microsoft.com/office/2019/extlst" xmlns:r="http://schemas.openxmlformats.org/officeDocument/2006/relationships" xmlns:m="http://schemas.openxmlformats.org/officeDocument/2006/math" xmlns:v="urn:schemas-microsoft-com:vml" xmlns:wp14="http://schemas.microsoft.com/office/word/2010/wordprocessingDrawing" xmlns:wp="http://schemas.openxmlformats.org/drawingml/2006/wordprocessingDrawing" xmlns:w10="urn:schemas-microsoft-com:office:word" xmlns:w="http://schemas.openxmlformats.org/wordprocessingml/2006/main" xmlns:w14="http://schemas.microsoft.com/office/word/2010/wordml" xmlns:w15="http://schemas.microsoft.com/office/word/2012/wordml" xmlns:w16cex="http://schemas.microsoft.com/office/word/2018/wordml/cex" xmlns:w16cid="http://schemas.microsoft.com/office/word/2016/wordml/cid" xmlns:w16="http://schemas.microsoft.com/office/word/2018/wordml" xmlns:w16sdtdh="http://schemas.microsoft.com/office/word/2020/wordml/sdtdatahash" xmlns:w16se="http://schemas.microsoft.com/office/word/2015/wordml/symex" xmlns:wpg="http://schemas.microsoft.com/office/word/2010/wordprocessingGroup" xmlns:wpi="http://schemas.microsoft.com/office/word/2010/wordprocessingInk" xmlns:wne="http://schemas.microsoft.com/office/word/2006/wordml" xmlns:wps="http://schemas.microsoft.com/office/word/2010/wordprocessingShape" mc:Ignorable="w14 w15 w16se w16cid w16 w16cex w16sdtdh wp14">
+<w:footnotes xmlns:wpc="http://schemas.microsoft.com/office/word/2010/wordprocessingCanvas" xmlns:cx="http://schemas.microsoft.com/office/drawing/2014/chartex" xmlns:cx1="http://schemas.microsoft.com/office/drawing/2015/9/8/chartex" xmlns:cx2="http://schemas.microsoft.com/office/drawing/2015/10/21/chartex" xmlns:cx3="http://schemas.microsoft.com/office/drawing/2016/5/9/chartex" xmlns:cx4="http://schemas.microsoft.com/office/drawing/2016/5/10/chartex" xmlns:cx5="http://schemas.microsoft.com/office/drawing/2016/5/11/chartex" xmlns:cx6="http://schemas.microsoft.com/office/drawing/2016/5/12/chartex" xmlns:cx7="http://schemas.microsoft.com/office/drawing/2016/5/13/chartex" xmlns:cx8="http://schemas.microsoft.com/office/drawing/2016/5/14/chartex" xmlns:mc="http://schemas.openxmlformats.org/markup-compatibility/2006" xmlns:aink="http://schemas.microsoft.com/office/drawing/2016/ink" xmlns:am3d="http://schemas.microsoft.com/office/drawing/2017/model3d" xmlns:o="urn:schemas-microsoft-com:office:office" xmlns:oel="http://schemas.microsoft.com/office/2019/extlst" xmlns:r="http://schemas.openxmlformats.org/officeDocument/2006/relationships" xmlns:m="http://schemas.openxmlformats.org/officeDocument/2006/math" xmlns:v="urn:schemas-microsoft-com:vml" xmlns:wp14="http://schemas.microsoft.com/office/word/2010/wordprocessingDrawing" xmlns:wp="http://schemas.openxmlformats.org/drawingml/2006/wordprocessingDrawing" xmlns:w10="urn:schemas-microsoft-com:office:word" xmlns:w="http://schemas.openxmlformats.org/wordprocessingml/2006/main" xmlns:w14="http://schemas.microsoft.com/office/word/2010/wordml" xmlns:w15="http://schemas.microsoft.com/office/word/2012/wordml" xmlns:w16cex="http://schemas.microsoft.com/office/word/2018/wordml/cex" xmlns:w16cid="http://schemas.microsoft.com/office/word/2016/wordml/cid" xmlns:w16="http://schemas.microsoft.com/office/word/2018/wordml" xmlns:w16du="http://schemas.microsoft.com/office/word/2023/wordml/word16du" xmlns:w16sdtdh="http://schemas.microsoft.com/office/word/2020/wordml/sdtdatahash" xmlns:w16sdtfl="http://schemas.microsoft.com/office/word/2024/wordml/sdtformatlock" xmlns:w16se="http://schemas.microsoft.com/office/word/2015/wordml/symex" xmlns:wpg="http://schemas.microsoft.com/office/word/2010/wordprocessingGroup" xmlns:wpi="http://schemas.microsoft.com/office/word/2010/wordprocessingInk" xmlns:wne="http://schemas.microsoft.com/office/word/2006/wordml" xmlns:wps="http://schemas.microsoft.com/office/word/2010/wordprocessingShape" mc:Ignorable="w14 w15 w16se w16cid w16 w16cex w16sdtdh w16sdtfl w16du wp14">
   <w:footnote w:type="separator" w:id="-1">
     <w:p>
       <w:pPr>
@@ -979,7 +983,7 @@
 </file>
 
 <file path=word/header1.xml><?xml version="1.0" encoding="utf-8"?>
-<w:hdr xmlns:wpc="http://schemas.microsoft.com/office/word/2010/wordprocessingCanvas" xmlns:cx="http://schemas.microsoft.com/office/drawing/2014/chartex" xmlns:cx1="http://schemas.microsoft.com/office/drawing/2015/9/8/chartex" xmlns:cx2="http://schemas.microsoft.com/office/drawing/2015/10/21/chartex" xmlns:cx3="http://schemas.microsoft.com/office/drawing/2016/5/9/chartex" xmlns:cx4="http://schemas.microsoft.com/office/drawing/2016/5/10/chartex" xmlns:cx5="http://schemas.microsoft.com/office/drawing/2016/5/11/chartex" xmlns:cx6="http://schemas.microsoft.com/office/drawing/2016/5/12/chartex" xmlns:cx7="http://schemas.microsoft.com/office/drawing/2016/5/13/chartex" xmlns:cx8="http://schemas.microsoft.com/office/drawing/2016/5/14/chartex" xmlns:mc="http://schemas.openxmlformats.org/markup-compatibility/2006" xmlns:aink="http://schemas.microsoft.com/office/drawing/2016/ink" xmlns:am3d="http://schemas.microsoft.com/office/drawing/2017/model3d" xmlns:o="urn:schemas-microsoft-com:office:office" xmlns:oel="http://schemas.microsoft.com/office/2019/extlst" xmlns:r="http://schemas.openxmlformats.org/officeDocument/2006/relationships" xmlns:m="http://schemas.openxmlformats.org/officeDocument/2006/math" xmlns:v="urn:schemas-microsoft-com:vml" xmlns:wp14="http://schemas.microsoft.com/office/word/2010/wordprocessingDrawing" xmlns:wp="http://schemas.openxmlformats.org/drawingml/2006/wordprocessingDrawing" xmlns:w10="urn:schemas-microsoft-com:office:word" xmlns:w="http://schemas.openxmlformats.org/wordprocessingml/2006/main" xmlns:w14="http://schemas.microsoft.com/office/word/2010/wordml" xmlns:w15="http://schemas.microsoft.com/office/word/2012/wordml" xmlns:w16cex="http://schemas.microsoft.com/office/word/2018/wordml/cex" xmlns:w16cid="http://schemas.microsoft.com/office/word/2016/wordml/cid" xmlns:w16="http://schemas.microsoft.com/office/word/2018/wordml" xmlns:w16sdtdh="http://schemas.microsoft.com/office/word/2020/wordml/sdtdatahash" xmlns:w16se="http://schemas.microsoft.com/office/word/2015/wordml/symex" xmlns:wpg="http://schemas.microsoft.com/office/word/2010/wordprocessingGroup" xmlns:wpi="http://schemas.microsoft.com/office/word/2010/wordprocessingInk" xmlns:wne="http://schemas.microsoft.com/office/word/2006/wordml" xmlns:wps="http://schemas.microsoft.com/office/word/2010/wordprocessingShape" mc:Ignorable="w14 w15 w16se w16cid w16 w16cex w16sdtdh wp14">
+<w:hdr xmlns:wpc="http://schemas.microsoft.com/office/word/2010/wordprocessingCanvas" xmlns:cx="http://schemas.microsoft.com/office/drawing/2014/chartex" xmlns:cx1="http://schemas.microsoft.com/office/drawing/2015/9/8/chartex" xmlns:cx2="http://schemas.microsoft.com/office/drawing/2015/10/21/chartex" xmlns:cx3="http://schemas.microsoft.com/office/drawing/2016/5/9/chartex" xmlns:cx4="http://schemas.microsoft.com/office/drawing/2016/5/10/chartex" xmlns:cx5="http://schemas.microsoft.com/office/drawing/2016/5/11/chartex" xmlns:cx6="http://schemas.microsoft.com/office/drawing/2016/5/12/chartex" xmlns:cx7="http://schemas.microsoft.com/office/drawing/2016/5/13/chartex" xmlns:cx8="http://schemas.microsoft.com/office/drawing/2016/5/14/chartex" xmlns:mc="http://schemas.openxmlformats.org/markup-compatibility/2006" xmlns:aink="http://schemas.microsoft.com/office/drawing/2016/ink" xmlns:am3d="http://schemas.microsoft.com/office/drawing/2017/model3d" xmlns:o="urn:schemas-microsoft-com:office:office" xmlns:oel="http://schemas.microsoft.com/office/2019/extlst" xmlns:r="http://schemas.openxmlformats.org/officeDocument/2006/relationships" xmlns:m="http://schemas.openxmlformats.org/officeDocument/2006/math" xmlns:v="urn:schemas-microsoft-com:vml" xmlns:wp14="http://schemas.microsoft.com/office/word/2010/wordprocessingDrawing" xmlns:wp="http://schemas.openxmlformats.org/drawingml/2006/wordprocessingDrawing" xmlns:w10="urn:schemas-microsoft-com:office:word" xmlns:w="http://schemas.openxmlformats.org/wordprocessingml/2006/main" xmlns:w14="http://schemas.microsoft.com/office/word/2010/wordml" xmlns:w15="http://schemas.microsoft.com/office/word/2012/wordml" xmlns:w16cex="http://schemas.microsoft.com/office/word/2018/wordml/cex" xmlns:w16cid="http://schemas.microsoft.com/office/word/2016/wordml/cid" xmlns:w16="http://schemas.microsoft.com/office/word/2018/wordml" xmlns:w16du="http://schemas.microsoft.com/office/word/2023/wordml/word16du" xmlns:w16sdtdh="http://schemas.microsoft.com/office/word/2020/wordml/sdtdatahash" xmlns:w16sdtfl="http://schemas.microsoft.com/office/word/2024/wordml/sdtformatlock" xmlns:w16se="http://schemas.microsoft.com/office/word/2015/wordml/symex" xmlns:wpg="http://schemas.microsoft.com/office/word/2010/wordprocessingGroup" xmlns:wpi="http://schemas.microsoft.com/office/word/2010/wordprocessingInk" xmlns:wne="http://schemas.microsoft.com/office/word/2006/wordml" xmlns:wps="http://schemas.microsoft.com/office/word/2010/wordprocessingShape" mc:Ignorable="w14 w15 w16se w16cid w16 w16cex w16sdtdh w16sdtfl w16du wp14">
   <w:p>
     <w:pPr>
       <w:pStyle w:val="Header"/>
@@ -989,7 +993,7 @@
 </file>
 
 <file path=word/header2.xml><?xml version="1.0" encoding="utf-8"?>
-<w:hdr xmlns:wpc="http://schemas.microsoft.com/office/word/2010/wordprocessingCanvas" xmlns:cx="http://schemas.microsoft.com/office/drawing/2014/chartex" xmlns:cx1="http://schemas.microsoft.com/office/drawing/2015/9/8/chartex" xmlns:cx2="http://schemas.microsoft.com/office/drawing/2015/10/21/chartex" xmlns:cx3="http://schemas.microsoft.com/office/drawing/2016/5/9/chartex" xmlns:cx4="http://schemas.microsoft.com/office/drawing/2016/5/10/chartex" xmlns:cx5="http://schemas.microsoft.com/office/drawing/2016/5/11/chartex" xmlns:cx6="http://schemas.microsoft.com/office/drawing/2016/5/12/chartex" xmlns:cx7="http://schemas.microsoft.com/office/drawing/2016/5/13/chartex" xmlns:cx8="http://schemas.microsoft.com/office/drawing/2016/5/14/chartex" xmlns:mc="http://schemas.openxmlformats.org/markup-compatibility/2006" xmlns:aink="http://schemas.microsoft.com/office/drawing/2016/ink" xmlns:am3d="http://schemas.microsoft.com/office/drawing/2017/model3d" xmlns:o="urn:schemas-microsoft-com:office:office" xmlns:oel="http://schemas.microsoft.com/office/2019/extlst" xmlns:r="http://schemas.openxmlformats.org/officeDocument/2006/relationships" xmlns:m="http://schemas.openxmlformats.org/officeDocument/2006/math" xmlns:v="urn:schemas-microsoft-com:vml" xmlns:wp14="http://schemas.microsoft.com/office/word/2010/wordprocessingDrawing" xmlns:wp="http://schemas.openxmlformats.org/drawingml/2006/wordprocessingDrawing" xmlns:w10="urn:schemas-microsoft-com:office:word" xmlns:w="http://schemas.openxmlformats.org/wordprocessingml/2006/main" xmlns:w14="http://schemas.microsoft.com/office/word/2010/wordml" xmlns:w15="http://schemas.microsoft.com/office/word/2012/wordml" xmlns:w16cex="http://schemas.microsoft.com/office/word/2018/wordml/cex" xmlns:w16cid="http://schemas.microsoft.com/office/word/2016/wordml/cid" xmlns:w16="http://schemas.microsoft.com/office/word/2018/wordml" xmlns:w16sdtdh="http://schemas.microsoft.com/office/word/2020/wordml/sdtdatahash" xmlns:w16se="http://schemas.microsoft.com/office/word/2015/wordml/symex" xmlns:wpg="http://schemas.microsoft.com/office/word/2010/wordprocessingGroup" xmlns:wpi="http://schemas.microsoft.com/office/word/2010/wordprocessingInk" xmlns:wne="http://schemas.microsoft.com/office/word/2006/wordml" xmlns:wps="http://schemas.microsoft.com/office/word/2010/wordprocessingShape" mc:Ignorable="w14 w15 w16se w16cid w16 w16cex w16sdtdh wp14">
+<w:hdr xmlns:wpc="http://schemas.microsoft.com/office/word/2010/wordprocessingCanvas" xmlns:cx="http://schemas.microsoft.com/office/drawing/2014/chartex" xmlns:cx1="http://schemas.microsoft.com/office/drawing/2015/9/8/chartex" xmlns:cx2="http://schemas.microsoft.com/office/drawing/2015/10/21/chartex" xmlns:cx3="http://schemas.microsoft.com/office/drawing/2016/5/9/chartex" xmlns:cx4="http://schemas.microsoft.com/office/drawing/2016/5/10/chartex" xmlns:cx5="http://schemas.microsoft.com/office/drawing/2016/5/11/chartex" xmlns:cx6="http://schemas.microsoft.com/office/drawing/2016/5/12/chartex" xmlns:cx7="http://schemas.microsoft.com/office/drawing/2016/5/13/chartex" xmlns:cx8="http://schemas.microsoft.com/office/drawing/2016/5/14/chartex" xmlns:mc="http://schemas.openxmlformats.org/markup-compatibility/2006" xmlns:aink="http://schemas.microsoft.com/office/drawing/2016/ink" xmlns:am3d="http://schemas.microsoft.com/office/drawing/2017/model3d" xmlns:o="urn:schemas-microsoft-com:office:office" xmlns:oel="http://schemas.microsoft.com/office/2019/extlst" xmlns:r="http://schemas.openxmlformats.org/officeDocument/2006/relationships" xmlns:m="http://schemas.openxmlformats.org/officeDocument/2006/math" xmlns:v="urn:schemas-microsoft-com:vml" xmlns:wp14="http://schemas.microsoft.com/office/word/2010/wordprocessingDrawing" xmlns:wp="http://schemas.openxmlformats.org/drawingml/2006/wordprocessingDrawing" xmlns:w10="urn:schemas-microsoft-com:office:word" xmlns:w="http://schemas.openxmlformats.org/wordprocessingml/2006/main" xmlns:w14="http://schemas.microsoft.com/office/word/2010/wordml" xmlns:w15="http://schemas.microsoft.com/office/word/2012/wordml" xmlns:w16cex="http://schemas.microsoft.com/office/word/2018/wordml/cex" xmlns:w16cid="http://schemas.microsoft.com/office/word/2016/wordml/cid" xmlns:w16="http://schemas.microsoft.com/office/word/2018/wordml" xmlns:w16du="http://schemas.microsoft.com/office/word/2023/wordml/word16du" xmlns:w16sdtdh="http://schemas.microsoft.com/office/word/2020/wordml/sdtdatahash" xmlns:w16sdtfl="http://schemas.microsoft.com/office/word/2024/wordml/sdtformatlock" xmlns:w16se="http://schemas.microsoft.com/office/word/2015/wordml/symex" xmlns:wpg="http://schemas.microsoft.com/office/word/2010/wordprocessingGroup" xmlns:wpi="http://schemas.microsoft.com/office/word/2010/wordprocessingInk" xmlns:wne="http://schemas.microsoft.com/office/word/2006/wordml" xmlns:wps="http://schemas.microsoft.com/office/word/2010/wordprocessingShape" mc:Ignorable="w14 w15 w16se w16cid w16 w16cex w16sdtdh w16sdtfl w16du wp14">
   <w:p>
     <w:pPr>
       <w:pStyle w:val="Header"/>
@@ -1000,7 +1004,7 @@
 </file>
 
 <file path=word/header3.xml><?xml version="1.0" encoding="utf-8"?>
-<w:hdr xmlns:wpc="http://schemas.microsoft.com/office/word/2010/wordprocessingCanvas" xmlns:cx="http://schemas.microsoft.com/office/drawing/2014/chartex" xmlns:cx1="http://schemas.microsoft.com/office/drawing/2015/9/8/chartex" xmlns:cx2="http://schemas.microsoft.com/office/drawing/2015/10/21/chartex" xmlns:cx3="http://schemas.microsoft.com/office/drawing/2016/5/9/chartex" xmlns:cx4="http://schemas.microsoft.com/office/drawing/2016/5/10/chartex" xmlns:cx5="http://schemas.microsoft.com/office/drawing/2016/5/11/chartex" xmlns:cx6="http://schemas.microsoft.com/office/drawing/2016/5/12/chartex" xmlns:cx7="http://schemas.microsoft.com/office/drawing/2016/5/13/chartex" xmlns:cx8="http://schemas.microsoft.com/office/drawing/2016/5/14/chartex" xmlns:mc="http://schemas.openxmlformats.org/markup-compatibility/2006" xmlns:aink="http://schemas.microsoft.com/office/drawing/2016/ink" xmlns:am3d="http://schemas.microsoft.com/office/drawing/2017/model3d" xmlns:o="urn:schemas-microsoft-com:office:office" xmlns:oel="http://schemas.microsoft.com/office/2019/extlst" xmlns:r="http://schemas.openxmlformats.org/officeDocument/2006/relationships" xmlns:m="http://schemas.openxmlformats.org/officeDocument/2006/math" xmlns:v="urn:schemas-microsoft-com:vml" xmlns:wp14="http://schemas.microsoft.com/office/word/2010/wordprocessingDrawing" xmlns:wp="http://schemas.openxmlformats.org/drawingml/2006/wordprocessingDrawing" xmlns:w10="urn:schemas-microsoft-com:office:word" xmlns:w="http://schemas.openxmlformats.org/wordprocessingml/2006/main" xmlns:w14="http://schemas.microsoft.com/office/word/2010/wordml" xmlns:w15="http://schemas.microsoft.com/office/word/2012/wordml" xmlns:w16cex="http://schemas.microsoft.com/office/word/2018/wordml/cex" xmlns:w16cid="http://schemas.microsoft.com/office/word/2016/wordml/cid" xmlns:w16="http://schemas.microsoft.com/office/word/2018/wordml" xmlns:w16sdtdh="http://schemas.microsoft.com/office/word/2020/wordml/sdtdatahash" xmlns:w16se="http://schemas.microsoft.com/office/word/2015/wordml/symex" xmlns:wpg="http://schemas.microsoft.com/office/word/2010/wordprocessingGroup" xmlns:wpi="http://schemas.microsoft.com/office/word/2010/wordprocessingInk" xmlns:wne="http://schemas.microsoft.com/office/word/2006/wordml" xmlns:wps="http://schemas.microsoft.com/office/word/2010/wordprocessingShape" mc:Ignorable="w14 w15 w16se w16cid w16 w16cex w16sdtdh wp14">
+<w:hdr xmlns:wpc="http://schemas.microsoft.com/office/word/2010/wordprocessingCanvas" xmlns:cx="http://schemas.microsoft.com/office/drawing/2014/chartex" xmlns:cx1="http://schemas.microsoft.com/office/drawing/2015/9/8/chartex" xmlns:cx2="http://schemas.microsoft.com/office/drawing/2015/10/21/chartex" xmlns:cx3="http://schemas.microsoft.com/office/drawing/2016/5/9/chartex" xmlns:cx4="http://schemas.microsoft.com/office/drawing/2016/5/10/chartex" xmlns:cx5="http://schemas.microsoft.com/office/drawing/2016/5/11/chartex" xmlns:cx6="http://schemas.microsoft.com/office/drawing/2016/5/12/chartex" xmlns:cx7="http://schemas.microsoft.com/office/drawing/2016/5/13/chartex" xmlns:cx8="http://schemas.microsoft.com/office/drawing/2016/5/14/chartex" xmlns:mc="http://schemas.openxmlformats.org/markup-compatibility/2006" xmlns:aink="http://schemas.microsoft.com/office/drawing/2016/ink" xmlns:am3d="http://schemas.microsoft.com/office/drawing/2017/model3d" xmlns:o="urn:schemas-microsoft-com:office:office" xmlns:oel="http://schemas.microsoft.com/office/2019/extlst" xmlns:r="http://schemas.openxmlformats.org/officeDocument/2006/relationships" xmlns:m="http://schemas.openxmlformats.org/officeDocument/2006/math" xmlns:v="urn:schemas-microsoft-com:vml" xmlns:wp14="http://schemas.microsoft.com/office/word/2010/wordprocessingDrawing" xmlns:wp="http://schemas.openxmlformats.org/drawingml/2006/wordprocessingDrawing" xmlns:w10="urn:schemas-microsoft-com:office:word" xmlns:w="http://schemas.openxmlformats.org/wordprocessingml/2006/main" xmlns:w14="http://schemas.microsoft.com/office/word/2010/wordml" xmlns:w15="http://schemas.microsoft.com/office/word/2012/wordml" xmlns:w16cex="http://schemas.microsoft.com/office/word/2018/wordml/cex" xmlns:w16cid="http://schemas.microsoft.com/office/word/2016/wordml/cid" xmlns:w16="http://schemas.microsoft.com/office/word/2018/wordml" xmlns:w16du="http://schemas.microsoft.com/office/word/2023/wordml/word16du" xmlns:w16sdtdh="http://schemas.microsoft.com/office/word/2020/wordml/sdtdatahash" xmlns:w16sdtfl="http://schemas.microsoft.com/office/word/2024/wordml/sdtformatlock" xmlns:w16se="http://schemas.microsoft.com/office/word/2015/wordml/symex" xmlns:wpg="http://schemas.microsoft.com/office/word/2010/wordprocessingGroup" xmlns:wpi="http://schemas.microsoft.com/office/word/2010/wordprocessingInk" xmlns:wne="http://schemas.microsoft.com/office/word/2006/wordml" xmlns:wps="http://schemas.microsoft.com/office/word/2010/wordprocessingShape" mc:Ignorable="w14 w15 w16se w16cid w16 w16cex w16sdtdh w16sdtfl w16du wp14">
   <w:p>
     <w:pPr>
       <w:pStyle w:val="Header"/>
@@ -1009,7 +1013,7 @@
     <w:r>
       <w:tab/>
       <w:tab/>
-      <w:t>2026-06-17</w:t>
+      <w:t>2026-06-18</w:t>
       <w:br/>
       <w:br/>
     </w:r>
@@ -1026,7 +1030,7 @@
 </file>
 
 <file path=word/numbering.xml><?xml version="1.0" encoding="utf-8"?>
-<w:numbering xmlns:wpc="http://schemas.microsoft.com/office/word/2010/wordprocessingCanvas" xmlns:cx="http://schemas.microsoft.com/office/drawing/2014/chartex" xmlns:cx1="http://schemas.microsoft.com/office/drawing/2015/9/8/chartex" xmlns:cx2="http://schemas.microsoft.com/office/drawing/2015/10/21/chartex" xmlns:cx3="http://schemas.microsoft.com/office/drawing/2016/5/9/chartex" xmlns:cx4="http://schemas.microsoft.com/office/drawing/2016/5/10/chartex" xmlns:cx5="http://schemas.microsoft.com/office/drawing/2016/5/11/chartex" xmlns:cx6="http://schemas.microsoft.com/office/drawing/2016/5/12/chartex" xmlns:cx7="http://schemas.microsoft.com/office/drawing/2016/5/13/chartex" xmlns:cx8="http://schemas.microsoft.com/office/drawing/2016/5/14/chartex" xmlns:mc="http://schemas.openxmlformats.org/markup-compatibility/2006" xmlns:aink="http://schemas.microsoft.com/office/drawing/2016/ink" xmlns:am3d="http://schemas.microsoft.com/office/drawing/2017/model3d" xmlns:o="urn:schemas-microsoft-com:office:office" xmlns:oel="http://schemas.microsoft.com/office/2019/extlst" xmlns:r="http://schemas.openxmlformats.org/officeDocument/2006/relationships" xmlns:m="http://schemas.openxmlformats.org/officeDocument/2006/math" xmlns:v="urn:schemas-microsoft-com:vml" xmlns:wp14="http://schemas.microsoft.com/office/word/2010/wordprocessingDrawing" xmlns:wp="http://schemas.openxmlformats.org/drawingml/2006/wordprocessingDrawing" xmlns:w10="urn:schemas-microsoft-com:office:word" xmlns:w="http://schemas.openxmlformats.org/wordprocessingml/2006/main" xmlns:w14="http://schemas.microsoft.com/office/word/2010/wordml" xmlns:w15="http://schemas.microsoft.com/office/word/2012/wordml" xmlns:w16cex="http://schemas.microsoft.com/office/word/2018/wordml/cex" xmlns:w16cid="http://schemas.microsoft.com/office/word/2016/wordml/cid" xmlns:w16="http://schemas.microsoft.com/office/word/2018/wordml" xmlns:w16sdtdh="http://schemas.microsoft.com/office/word/2020/wordml/sdtdatahash" xmlns:w16se="http://schemas.microsoft.com/office/word/2015/wordml/symex" xmlns:wpg="http://schemas.microsoft.com/office/word/2010/wordprocessingGroup" xmlns:wpi="http://schemas.microsoft.com/office/word/2010/wordprocessingInk" xmlns:wne="http://schemas.microsoft.com/office/word/2006/wordml" xmlns:wps="http://schemas.microsoft.com/office/word/2010/wordprocessingShape" mc:Ignorable="w14 w15 w16se w16cid w16 w16cex w16sdtdh wp14">
+<w:numbering xmlns:wpc="http://schemas.microsoft.com/office/word/2010/wordprocessingCanvas" xmlns:cx="http://schemas.microsoft.com/office/drawing/2014/chartex" xmlns:cx1="http://schemas.microsoft.com/office/drawing/2015/9/8/chartex" xmlns:cx2="http://schemas.microsoft.com/office/drawing/2015/10/21/chartex" xmlns:cx3="http://schemas.microsoft.com/office/drawing/2016/5/9/chartex" xmlns:cx4="http://schemas.microsoft.com/office/drawing/2016/5/10/chartex" xmlns:cx5="http://schemas.microsoft.com/office/drawing/2016/5/11/chartex" xmlns:cx6="http://schemas.microsoft.com/office/drawing/2016/5/12/chartex" xmlns:cx7="http://schemas.microsoft.com/office/drawing/2016/5/13/chartex" xmlns:cx8="http://schemas.microsoft.com/office/drawing/2016/5/14/chartex" xmlns:mc="http://schemas.openxmlformats.org/markup-compatibility/2006" xmlns:aink="http://schemas.microsoft.com/office/drawing/2016/ink" xmlns:am3d="http://schemas.microsoft.com/office/drawing/2017/model3d" xmlns:o="urn:schemas-microsoft-com:office:office" xmlns:oel="http://schemas.microsoft.com/office/2019/extlst" xmlns:r="http://schemas.openxmlformats.org/officeDocument/2006/relationships" xmlns:m="http://schemas.openxmlformats.org/officeDocument/2006/math" xmlns:v="urn:schemas-microsoft-com:vml" xmlns:wp14="http://schemas.microsoft.com/office/word/2010/wordprocessingDrawing" xmlns:wp="http://schemas.openxmlformats.org/drawingml/2006/wordprocessingDrawing" xmlns:w10="urn:schemas-microsoft-com:office:word" xmlns:w="http://schemas.openxmlformats.org/wordprocessingml/2006/main" xmlns:w14="http://schemas.microsoft.com/office/word/2010/wordml" xmlns:w15="http://schemas.microsoft.com/office/word/2012/wordml" xmlns:w16cex="http://schemas.microsoft.com/office/word/2018/wordml/cex" xmlns:w16cid="http://schemas.microsoft.com/office/word/2016/wordml/cid" xmlns:w16="http://schemas.microsoft.com/office/word/2018/wordml" xmlns:w16du="http://schemas.microsoft.com/office/word/2023/wordml/word16du" xmlns:w16sdtdh="http://schemas.microsoft.com/office/word/2020/wordml/sdtdatahash" xmlns:w16sdtfl="http://schemas.microsoft.com/office/word/2024/wordml/sdtformatlock" xmlns:w16se="http://schemas.microsoft.com/office/word/2015/wordml/symex" xmlns:wpg="http://schemas.microsoft.com/office/word/2010/wordprocessingGroup" xmlns:wpi="http://schemas.microsoft.com/office/word/2010/wordprocessingInk" xmlns:wne="http://schemas.microsoft.com/office/word/2006/wordml" xmlns:wps="http://schemas.microsoft.com/office/word/2010/wordprocessingShape" mc:Ignorable="w14 w15 w16se w16cid w16 w16cex w16sdtdh w16sdtfl w16du wp14">
   <w:abstractNum w:abstractNumId="0" w15:restartNumberingAfterBreak="0">
     <w:nsid w:val="FFFFFF7C"/>
     <w:multiLevelType w:val="singleLevel"/>
@@ -1229,7 +1233,7 @@
 </file>
 
 <file path=word/styles.xml><?xml version="1.0" encoding="utf-8"?>
-<w:styles xmlns:mc="http://schemas.openxmlformats.org/markup-compatibility/2006" xmlns:r="http://schemas.openxmlformats.org/officeDocument/2006/relationships" xmlns:w="http://schemas.openxmlformats.org/wordprocessingml/2006/main" xmlns:w14="http://schemas.microsoft.com/office/word/2010/wordml" xmlns:w15="http://schemas.microsoft.com/office/word/2012/wordml" xmlns:w16cex="http://schemas.microsoft.com/office/word/2018/wordml/cex" xmlns:w16cid="http://schemas.microsoft.com/office/word/2016/wordml/cid" xmlns:w16="http://schemas.microsoft.com/office/word/2018/wordml" xmlns:w16sdtdh="http://schemas.microsoft.com/office/word/2020/wordml/sdtdatahash" xmlns:w16se="http://schemas.microsoft.com/office/word/2015/wordml/symex" mc:Ignorable="w14 w15 w16se w16cid w16 w16cex w16sdtdh">
+<w:styles xmlns:mc="http://schemas.openxmlformats.org/markup-compatibility/2006" xmlns:r="http://schemas.openxmlformats.org/officeDocument/2006/relationships" xmlns:w="http://schemas.openxmlformats.org/wordprocessingml/2006/main" xmlns:w14="http://schemas.microsoft.com/office/word/2010/wordml" xmlns:w15="http://schemas.microsoft.com/office/word/2012/wordml" xmlns:w16cex="http://schemas.microsoft.com/office/word/2018/wordml/cex" xmlns:w16cid="http://schemas.microsoft.com/office/word/2016/wordml/cid" xmlns:w16="http://schemas.microsoft.com/office/word/2018/wordml" xmlns:w16du="http://schemas.microsoft.com/office/word/2023/wordml/word16du" xmlns:w16sdtdh="http://schemas.microsoft.com/office/word/2020/wordml/sdtdatahash" xmlns:w16sdtfl="http://schemas.microsoft.com/office/word/2024/wordml/sdtformatlock" xmlns:w16se="http://schemas.microsoft.com/office/word/2015/wordml/symex" mc:Ignorable="w14 w15 w16se w16cid w16 w16cex w16sdtdh w16sdtfl w16du">
   <w:docDefaults>
     <w:rPrDefault>
       <w:rPr>
@@ -1987,7 +1991,7 @@
     <w:link w:val="TitleChar"/>
     <w:uiPriority w:val="10"/>
     <w:qFormat/>
-    <w:rsid w:val="007106C8"/>
+    <w:rsid w:val="00E854FA"/>
     <w:pPr>
       <w:spacing w:after="300" w:line="240" w:lineRule="auto"/>
       <w:contextualSpacing/>
@@ -1997,7 +2001,7 @@
       <w:rFonts w:eastAsiaTheme="majorEastAsia" w:cstheme="majorBidi"/>
       <w:spacing w:val="5"/>
       <w:kern w:val="28"/>
-      <w:sz w:val="52"/>
+      <w:sz w:val="40"/>
       <w:szCs w:val="52"/>
       <w:lang w:val="sv-SE" w:eastAsia="en-US" w:bidi="ar-SA"/>
     </w:rPr>
@@ -2007,12 +2011,12 @@
     <w:basedOn w:val="DefaultParagraphFont"/>
     <w:link w:val="Title"/>
     <w:uiPriority w:val="10"/>
-    <w:rsid w:val="007106C8"/>
+    <w:rsid w:val="00E854FA"/>
     <w:rPr>
       <w:rFonts w:ascii="Times New Roman" w:eastAsiaTheme="majorEastAsia" w:hAnsi="Times New Roman" w:cstheme="majorBidi"/>
       <w:spacing w:val="5"/>
       <w:kern w:val="28"/>
-      <w:sz w:val="52"/>
+      <w:sz w:val="40"/>
       <w:szCs w:val="52"/>
       <w:lang w:val="sv-SE" w:eastAsia="en-US" w:bidi="ar-SA"/>
     </w:rPr>

--- a/klagomål/A 22371-2025 FSC-klagomål.docx
+++ b/klagomål/A 22371-2025 FSC-klagomål.docx
@@ -1013,7 +1013,7 @@
     <w:r>
       <w:tab/>
       <w:tab/>
-      <w:t>2026-06-18</w:t>
+      <w:t>2026-06-19</w:t>
       <w:br/>
       <w:br/>
     </w:r>

--- a/klagomål/A 22371-2025 FSC-klagomål.docx
+++ b/klagomål/A 22371-2025 FSC-klagomål.docx
@@ -1013,7 +1013,7 @@
     <w:r>
       <w:tab/>
       <w:tab/>
-      <w:t>2026-06-19</w:t>
+      <w:t>2026-06-20</w:t>
       <w:br/>
       <w:br/>
     </w:r>

--- a/klagomål/A 22371-2025 FSC-klagomål.docx
+++ b/klagomål/A 22371-2025 FSC-klagomål.docx
@@ -168,38 +168,7 @@
     </w:p>
     <w:p>
       <w:r>
-        <w:t>Detta dokument behandlar höga naturvärden i avverkningsanmälan A 22371-2025 i Vindelns kommun som inkom 2025-05-09 och omfattar 8,3 ha.</w:t>
-      </w:r>
-    </w:p>
-    <w:p>
-      <w:r>
-        <w:t>Nedan presenteras fynd av naturvårdsarter som gjorts i det avverkningsanmälda området, samt relevanta utdrag ur standarderna för FSC, Chain of Custody, Controlled Wood och PEFC. I BILAGA 1 finns artfakta om rödlistade arter.</w:t>
-      </w:r>
-    </w:p>
-    <w:p>
-      <w:r>
-        <w:t>Vi förväntar oss att ni återkommer med ett skriftligt svar på vårt klagomål och även beskriver vilka korrigerande åtgärder ni satt in för att rätta till identifierade brister i er efterlevnad av den svenska FSC standarden.</w:t>
-      </w:r>
-    </w:p>
-    <w:p>
-      <w:pPr>
-        <w:pStyle w:val="Heading1"/>
-      </w:pPr>
-      <w:r>
-        <w:t>Naturvårdsarter</w:t>
-      </w:r>
-    </w:p>
-    <w:p>
-      <w:r>
-        <w:t>I avverkningsanmälan har följande 8 naturvårdsarter hittats: blanksvart spiklav (NT), blågrå svartspik (NT), kolflarnlav (NT, T), nordtagging (NT), reliktbock (NT, T), vedflamlav (NT), vedskivlav (NT, T) och mindre märgborre (S, T). Av dessa är 7 rödlistade. För rödlistade arter har rödlistekategorin angivits inom parentes. Arter som är signalarter enligt Skogsstyrelsen har markerats med (S). Typiska arter inom Natura 2000 som är kopplade till skogsekosystem har markerats med (T).</w:t>
-      </w:r>
-    </w:p>
-    <w:p>
-      <w:r>
-        <w:t>De påträffade naturvårdsarterna är ett tydligt kvitto på att det rör sig om en skog med höga naturvärden.</w:t>
-      </w:r>
-      <w:r>
-        <w:t xml:space="preserve"> I Figur 1 visas fyndplatser för naturvårdsarter i området, som finns registrerade på Artportalen.</w:t>
+        <w:t>Detta klagomål behandlar höga naturvärden i avverkningsanmälan A 22371-2025 i Vindelns kommun som inkom 2025-05-09 och omfattar 8,3 ha.</w:t>
       </w:r>
     </w:p>
     <w:p>
@@ -247,7 +216,35 @@
         <w:spacing w:after="240"/>
       </w:pPr>
       <w:r>
-        <w:t>Figur 1. Fyndplatser för naturvårdsarter i avverkningsanmälan (röd linje). Markörer utan svart kant är placerade på fyndplatsen. Markörer med svart kant är placerade vid sidan av fyndplatsen och har ett svart streck som visar fyndplatsens exakta position. Kartans mittpunktskoordinat är N 7172053, E 719529 i SWEREF 99 TM.</w:t>
+        <w:t>Figur 1. Fyndplatser för naturvårdsarter i avverkningsanmälan. Markörer utan svart kant är placerade på fyndplatsen. Markörer med svart kant är placerade vid sidan av fyndplatsen har ett svart streck som visar fyndplatsens exakta position. Kartans mittpunktskoordinat är N 7172053, E 719529 i SWEREF 99 TM.</w:t>
+      </w:r>
+    </w:p>
+    <w:p>
+      <w:r>
+        <w:t>I avverkningsanmälan finns fynd av 8 naturvårdsarter, varav 7 är rödlistade, 4 är typiska (T) och 1 är signalart (S): blanksvart spiklav (NT), blågrå svartspik (NT), kolflarnlav (NT, T), nordtagging (NT), reliktbock (NT, T), vedflamlav (NT), vedskivlav (NT, T) och mindre märgborre (S, T). Se Figur 1.</w:t>
+      </w:r>
+    </w:p>
+    <w:p>
+      <w:r>
+        <w:t>Nedan presenteras relevanta utdrag ur standarderna för FSC, Chain of Custody, Controlled Wood och PEFC.</w:t>
+      </w:r>
+    </w:p>
+    <w:p>
+      <w:r>
+        <w:t>Vi förväntar oss att ni återkommer med ett skriftligt svar på vårt klagomål och även beskriver vilka korrigerande åtgärder ni satt in för att rätta till identifierade brister i er efterlevnad av den svenska FSC standarden.</w:t>
+      </w:r>
+    </w:p>
+    <w:p>
+      <w:pPr>
+        <w:pStyle w:val="Heading1"/>
+      </w:pPr>
+      <w:r>
+        <w:t>Naturvårdsarter och fridlysta arter</w:t>
+      </w:r>
+    </w:p>
+    <w:p>
+      <w:r>
+        <w:t>Nedan följer beskrivningar av de naturvårdsarter och fridlysta arter som har sina livsmiljöer och växtplatser i den avverkningsanmälda skogen. Se även ytterligare artfakta i BILAGA 1. De påträffade naturvårdsarterna är ett tydligt kvitto på att det rör sig om en skog med höga naturvärden.</w:t>
       </w:r>
     </w:p>
     <w:p>
@@ -297,6 +294,86 @@
         <w:rPr>
           <w:b/>
         </w:rPr>
+        <w:t>Nordtagging (NT)</w:t>
+      </w:r>
+      <w:r>
+        <w:t xml:space="preserve"> växer främst på tallågor av grövre dimensioner och påträffas huvudsakligen i äldre skog som inte kalavverkats. Nordtaggingen missgynnas av att områden med äldre tallskog har minskat starkt. Bekämpning av skogsbränder, samtidigt som skogsbruket omvandlar naturligt glesa tallbestånd till likartade och betydligt tätare bestånd, har missgynnat arten. Bristen på gamla tallågor utgör på sikt ett allvarligt hot och återskapandet av lämpliga biotoper tar mycket lång tid. Områden med olikåldriga bestånd av tall och med stort inslag av äldre träd bör undantas från skoglig produktion (SLU Artdatabanken, 2024).</w:t>
+      </w:r>
+    </w:p>
+    <w:p>
+      <w:r>
+        <w:rPr>
+          <w:b/>
+        </w:rPr>
+        <w:t>Reliktbock (NT)</w:t>
+      </w:r>
+      <w:r>
+        <w:t xml:space="preserve"> är en skalbagge vars larvutveckling sker i tjock, solexponerad skorpbark på gamla, levande tallar. Ofta i träd som under längre tid stått fritt och öppet, t.ex. i kantzoner i odlingslandskap, längs stränder och åsar, men också i gles, gammal tallskog på mager mark. Arten är brandgynnad genom att omgivande småträd och buskar försvinner vid lågintensiva bränder samtidigt som gamla tallar överlever och förblir solexponerade. Minskningstakten för den svenska populationen bedöms vara nära gränsvärdet för Sårbar (VU) och i den europeiska rödlistan är reliktbock rödlistad som Sårbar (VU) vilket innebär att Sverige har ett internationellt ansvar för arten. Gamla tallskogar bör få ett långsiktigt skydd, och inte slutavverkas. Reliktbock är typisk art för </w:t>
+      </w:r>
+      <w:r>
+        <w:rPr>
+          <w:i/>
+        </w:rPr>
+        <w:t>9010 Taiga</w:t>
+      </w:r>
+      <w:r>
+        <w:t xml:space="preserve"> och</w:t>
+      </w:r>
+      <w:r>
+        <w:rPr>
+          <w:i/>
+        </w:rPr>
+        <w:t xml:space="preserve"> 9060 Åsbarrskog</w:t>
+      </w:r>
+      <w:r>
+        <w:t xml:space="preserve"> (SLU Artdatabanken, 2024; IUCN, 2016).</w:t>
+      </w:r>
+    </w:p>
+    <w:p>
+      <w:r>
+        <w:rPr>
+          <w:b/>
+        </w:rPr>
+        <w:t>Vedflamlav (NT)</w:t>
+      </w:r>
+      <w:r>
+        <w:t xml:space="preserve"> växer på gammal hård och torr, exponerad kärnved av tall, främst på högstubbar i ljusöppna lägen, t.ex. vid och på myrar, sjökanter, i glesa hällmarkskogar och i brandpräglade tallnaturskogar. Substratet nyskapas i begränsad omfattning och arten är en utmärkt indikator på höga naturvärden i denna skogstyp. Tall- och barrblandskogar med naturskogskaraktär och spår av bränder har ofta höga biologiska värden och bör skyddas. På vedflamlavens bål kan den sällsynta spiklaven/parasiten </w:t>
+      </w:r>
+      <w:r>
+        <w:rPr>
+          <w:i/>
+        </w:rPr>
+        <w:t>Calicium ramboldiicola</w:t>
+      </w:r>
+      <w:r>
+        <w:t xml:space="preserve"> (VU) påträffas (SLU Artdatabanken, 2026).</w:t>
+      </w:r>
+    </w:p>
+    <w:p>
+      <w:r>
+        <w:rPr>
+          <w:b/>
+        </w:rPr>
+        <w:t>Vedskivlav (NT)</w:t>
+      </w:r>
+      <w:r>
+        <w:t xml:space="preserve"> växer på gammal, torr, exponerad, hård kärnved av framförallt tall i naturskogsartade bestånd. Avverkning av tallskog av naturskogskaraktär med spår av återkommande bränder är ett hot. Mängden lämplig ved att växa på för vedskivlav minskar, dels på grund av naturlig nedbrytning men framförallt på grund av att de förstörs i samband med slutavverkningar, gallringar och markberedning. Tall- och blandbarrskogar av naturskogskaraktär med spår av återkommande bränder bör skyddas. Vedskivlav är typisk art för </w:t>
+      </w:r>
+      <w:r>
+        <w:rPr>
+          <w:i/>
+        </w:rPr>
+        <w:t>9010 Taiga</w:t>
+      </w:r>
+      <w:r>
+        <w:t xml:space="preserve"> (SLU Artdatabanken, 2024).</w:t>
+      </w:r>
+    </w:p>
+    <w:p>
+      <w:r>
+        <w:rPr>
+          <w:b/>
+        </w:rPr>
         <w:t>Mindre märgborre</w:t>
       </w:r>
       <w:r>
@@ -319,86 +396,6 @@
       </w:r>
       <w:r>
         <w:t xml:space="preserve"> (SLU Artdatabanken, 2026; Pettersson, 2014; Hedgren, 2012; Gunnarsson m fl., 1999).</w:t>
-      </w:r>
-    </w:p>
-    <w:p>
-      <w:r>
-        <w:rPr>
-          <w:b/>
-        </w:rPr>
-        <w:t>Nordtagging (NT)</w:t>
-      </w:r>
-      <w:r>
-        <w:t xml:space="preserve"> växer främst på tallågor av grövre dimensioner och påträffas huvudsakligen i äldre skog som inte kalavverkats. Nordtaggingen missgynnas av att områden med äldre tallskog har minskat starkt. Bekämpning av skogsbränder, samtidigt som skogsbruket omvandlar naturligt glesa tallbestånd till likartade och betydligt tätare bestånd, har missgynnat arten. Bristen på gamla tallågor utgör på sikt ett allvarligt hot och återskapandet av lämpliga biotoper tar mycket lång tid. Områden med olikåldriga bestånd av tall och med stort inslag av äldre träd bör undantas från skoglig produktion (SLU Artdatabanken, 2024).</w:t>
-      </w:r>
-    </w:p>
-    <w:p>
-      <w:r>
-        <w:rPr>
-          <w:b/>
-        </w:rPr>
-        <w:t>Reliktbock (NT)</w:t>
-      </w:r>
-      <w:r>
-        <w:t xml:space="preserve"> är en skalbagge vars larvutveckling sker i tjock, solexponerad skorpbark på gamla, levande tallar. Ofta i träd som under längre tid stått fritt och öppet, t.ex. i kantzoner i odlingslandskap, längs stränder och åsar, men också i gles, gammal tallskog på mager mark. Arten är brandgynnad genom att omgivande småträd och buskar försvinner vid lågintensiva bränder samtidigt som gamla tallar överlever och förblir solexponerade. Minskningstakten för den svenska populationen bedöms vara nära gränsvärdet för Sårbar (VU) och i den europeiska rödlistan är reliktbock rödlistad som Sårbar (VU) vilket innebär att Sverige har ett internationellt ansvar för arten. Gamla tallskogar bör få ett långsiktigt skydd, och inte slutavverkas. Reliktbock är typisk art för </w:t>
-      </w:r>
-      <w:r>
-        <w:rPr>
-          <w:i/>
-        </w:rPr>
-        <w:t>9010 Taiga</w:t>
-      </w:r>
-      <w:r>
-        <w:t xml:space="preserve"> och</w:t>
-      </w:r>
-      <w:r>
-        <w:rPr>
-          <w:i/>
-        </w:rPr>
-        <w:t xml:space="preserve"> 9060 Åsbarrskog</w:t>
-      </w:r>
-      <w:r>
-        <w:t xml:space="preserve"> (SLU Artdatabanken, 2024; IUCN, 2016).</w:t>
-      </w:r>
-    </w:p>
-    <w:p>
-      <w:r>
-        <w:rPr>
-          <w:b/>
-        </w:rPr>
-        <w:t>Vedflamlav (NT)</w:t>
-      </w:r>
-      <w:r>
-        <w:t xml:space="preserve"> växer på gammal hård och torr, exponerad kärnved av tall, främst på högstubbar i ljusöppna lägen, t.ex. vid och på myrar, sjökanter, i glesa hällmarkskogar och i brandpräglade tallnaturskogar. Substratet nyskapas i begränsad omfattning och arten är en utmärkt indikator på höga naturvärden i denna skogstyp. Tall- och barrblandskogar med naturskogskaraktär och spår av bränder har ofta höga biologiska värden och bör skyddas. På vedflamlavens bål kan den sällsynta spiklaven/parasiten </w:t>
-      </w:r>
-      <w:r>
-        <w:rPr>
-          <w:i/>
-        </w:rPr>
-        <w:t>Calicium ramboldiicola</w:t>
-      </w:r>
-      <w:r>
-        <w:t xml:space="preserve"> (VU) påträffas (SLU Artdatabanken, 2026).</w:t>
-      </w:r>
-    </w:p>
-    <w:p>
-      <w:r>
-        <w:rPr>
-          <w:b/>
-        </w:rPr>
-        <w:t>Vedskivlav (NT)</w:t>
-      </w:r>
-      <w:r>
-        <w:t xml:space="preserve"> växer på gammal, torr, exponerad, hård kärnved av framförallt tall i naturskogsartade bestånd. Avverkning av tallskog av naturskogskaraktär med spår av återkommande bränder är ett hot. Mängden lämplig ved att växa på för vedskivlav minskar, dels på grund av naturlig nedbrytning men framförallt på grund av att de förstörs i samband med slutavverkningar, gallringar och markberedning. Tall- och blandbarrskogar av naturskogskaraktär med spår av återkommande bränder bör skyddas. Vedskivlav är typisk art för </w:t>
-      </w:r>
-      <w:r>
-        <w:rPr>
-          <w:i/>
-        </w:rPr>
-        <w:t>9010 Taiga</w:t>
-      </w:r>
-      <w:r>
-        <w:t xml:space="preserve"> (SLU Artdatabanken, 2024).</w:t>
       </w:r>
     </w:p>
     <w:p>
@@ -1013,7 +1010,7 @@
     <w:r>
       <w:tab/>
       <w:tab/>
-      <w:t>2026-06-20</w:t>
+      <w:t>2026-06-21</w:t>
       <w:br/>
       <w:br/>
     </w:r>

--- a/klagomål/A 22371-2025 FSC-klagomål.docx
+++ b/klagomål/A 22371-2025 FSC-klagomål.docx
@@ -1010,7 +1010,7 @@
     <w:r>
       <w:tab/>
       <w:tab/>
-      <w:t>2026-06-21</w:t>
+      <w:t>2026-06-22</w:t>
       <w:br/>
       <w:br/>
     </w:r>

--- a/klagomål/A 22371-2025 FSC-klagomål.docx
+++ b/klagomål/A 22371-2025 FSC-klagomål.docx
@@ -1010,7 +1010,7 @@
     <w:r>
       <w:tab/>
       <w:tab/>
-      <w:t>2026-06-22</w:t>
+      <w:t>2026-06-23</w:t>
       <w:br/>
       <w:br/>
     </w:r>

--- a/klagomål/A 22371-2025 FSC-klagomål.docx
+++ b/klagomål/A 22371-2025 FSC-klagomål.docx
@@ -1010,7 +1010,7 @@
     <w:r>
       <w:tab/>
       <w:tab/>
-      <w:t>2026-06-23</w:t>
+      <w:t>2026-06-24</w:t>
       <w:br/>
       <w:br/>
     </w:r>

--- a/klagomål/A 22371-2025 FSC-klagomål.docx
+++ b/klagomål/A 22371-2025 FSC-klagomål.docx
@@ -1010,7 +1010,7 @@
     <w:r>
       <w:tab/>
       <w:tab/>
-      <w:t>2026-06-24</w:t>
+      <w:t>2026-06-25</w:t>
       <w:br/>
       <w:br/>
     </w:r>

--- a/klagomål/A 22371-2025 FSC-klagomål.docx
+++ b/klagomål/A 22371-2025 FSC-klagomål.docx
@@ -1010,7 +1010,7 @@
     <w:r>
       <w:tab/>
       <w:tab/>
-      <w:t>2026-06-25</w:t>
+      <w:t>2026-06-26</w:t>
       <w:br/>
       <w:br/>
     </w:r>

--- a/klagomål/A 22371-2025 FSC-klagomål.docx
+++ b/klagomål/A 22371-2025 FSC-klagomål.docx
@@ -1010,7 +1010,7 @@
     <w:r>
       <w:tab/>
       <w:tab/>
-      <w:t>2026-06-26</w:t>
+      <w:t>2026-06-27</w:t>
       <w:br/>
       <w:br/>
     </w:r>

--- a/klagomål/A 22371-2025 FSC-klagomål.docx
+++ b/klagomål/A 22371-2025 FSC-klagomål.docx
@@ -1010,7 +1010,7 @@
     <w:r>
       <w:tab/>
       <w:tab/>
-      <w:t>2026-06-27</w:t>
+      <w:t>2026-06-28</w:t>
       <w:br/>
       <w:br/>
     </w:r>

--- a/klagomål/A 22371-2025 FSC-klagomål.docx
+++ b/klagomål/A 22371-2025 FSC-klagomål.docx
@@ -1010,7 +1010,7 @@
     <w:r>
       <w:tab/>
       <w:tab/>
-      <w:t>2026-06-28</w:t>
+      <w:t>2026-06-29</w:t>
       <w:br/>
       <w:br/>
     </w:r>

--- a/klagomål/A 22371-2025 FSC-klagomål.docx
+++ b/klagomål/A 22371-2025 FSC-klagomål.docx
@@ -1010,7 +1010,7 @@
     <w:r>
       <w:tab/>
       <w:tab/>
-      <w:t>2026-06-29</w:t>
+      <w:t>2026-06-30</w:t>
       <w:br/>
       <w:br/>
     </w:r>

--- a/klagomål/A 22371-2025 FSC-klagomål.docx
+++ b/klagomål/A 22371-2025 FSC-klagomål.docx
@@ -1010,7 +1010,7 @@
     <w:r>
       <w:tab/>
       <w:tab/>
-      <w:t>2026-06-30</w:t>
+      <w:t>2026-07-01</w:t>
       <w:br/>
       <w:br/>
     </w:r>

--- a/klagomål/A 22371-2025 FSC-klagomål.docx
+++ b/klagomål/A 22371-2025 FSC-klagomål.docx
@@ -1010,7 +1010,7 @@
     <w:r>
       <w:tab/>
       <w:tab/>
-      <w:t>2026-07-01</w:t>
+      <w:t>2026-07-02</w:t>
       <w:br/>
       <w:br/>
     </w:r>

--- a/klagomål/A 22371-2025 FSC-klagomål.docx
+++ b/klagomål/A 22371-2025 FSC-klagomål.docx
@@ -1010,7 +1010,7 @@
     <w:r>
       <w:tab/>
       <w:tab/>
-      <w:t>2026-07-13</w:t>
+      <w:t>2026-07-14</w:t>
       <w:br/>
       <w:br/>
     </w:r>

--- a/klagomål/A 22371-2025 FSC-klagomål.docx
+++ b/klagomål/A 22371-2025 FSC-klagomål.docx
@@ -1010,7 +1010,7 @@
     <w:r>
       <w:tab/>
       <w:tab/>
-      <w:t>2026-07-14</w:t>
+      <w:t>2026-07-15</w:t>
       <w:br/>
       <w:br/>
     </w:r>

--- a/klagomål/A 22371-2025 FSC-klagomål.docx
+++ b/klagomål/A 22371-2025 FSC-klagomål.docx
@@ -1010,7 +1010,7 @@
     <w:r>
       <w:tab/>
       <w:tab/>
-      <w:t>2026-07-15</w:t>
+      <w:t>2026-07-16</w:t>
       <w:br/>
       <w:br/>
     </w:r>

--- a/klagomål/A 22371-2025 FSC-klagomål.docx
+++ b/klagomål/A 22371-2025 FSC-klagomål.docx
@@ -1010,7 +1010,7 @@
     <w:r>
       <w:tab/>
       <w:tab/>
-      <w:t>2026-07-16</w:t>
+      <w:t>2026-07-17</w:t>
       <w:br/>
       <w:br/>
     </w:r>

--- a/klagomål/A 22371-2025 FSC-klagomål.docx
+++ b/klagomål/A 22371-2025 FSC-klagomål.docx
@@ -1010,7 +1010,7 @@
     <w:r>
       <w:tab/>
       <w:tab/>
-      <w:t>2026-07-17</w:t>
+      <w:t>2026-07-18</w:t>
       <w:br/>
       <w:br/>
     </w:r>

--- a/klagomål/A 22371-2025 FSC-klagomål.docx
+++ b/klagomål/A 22371-2025 FSC-klagomål.docx
@@ -1010,7 +1010,7 @@
     <w:r>
       <w:tab/>
       <w:tab/>
-      <w:t>2026-07-18</w:t>
+      <w:t>2026-07-19</w:t>
       <w:br/>
       <w:br/>
     </w:r>

--- a/klagomål/A 22371-2025 FSC-klagomål.docx
+++ b/klagomål/A 22371-2025 FSC-klagomål.docx
@@ -1010,7 +1010,7 @@
     <w:r>
       <w:tab/>
       <w:tab/>
-      <w:t>2026-07-19</w:t>
+      <w:t>2026-07-20</w:t>
       <w:br/>
       <w:br/>
     </w:r>

--- a/klagomål/A 22371-2025 FSC-klagomål.docx
+++ b/klagomål/A 22371-2025 FSC-klagomål.docx
@@ -1010,7 +1010,7 @@
     <w:r>
       <w:tab/>
       <w:tab/>
-      <w:t>2026-07-20</w:t>
+      <w:t>2026-07-21</w:t>
       <w:br/>
       <w:br/>
     </w:r>

--- a/klagomål/A 22371-2025 FSC-klagomål.docx
+++ b/klagomål/A 22371-2025 FSC-klagomål.docx
@@ -1010,7 +1010,7 @@
     <w:r>
       <w:tab/>
       <w:tab/>
-      <w:t>2026-07-21</w:t>
+      <w:t>2026-07-22</w:t>
       <w:br/>
       <w:br/>
     </w:r>

--- a/klagomål/A 22371-2025 FSC-klagomål.docx
+++ b/klagomål/A 22371-2025 FSC-klagomål.docx
@@ -1010,7 +1010,7 @@
     <w:r>
       <w:tab/>
       <w:tab/>
-      <w:t>2026-07-22</w:t>
+      <w:t>2026-07-23</w:t>
       <w:br/>
       <w:br/>
     </w:r>

--- a/klagomål/A 22371-2025 FSC-klagomål.docx
+++ b/klagomål/A 22371-2025 FSC-klagomål.docx
@@ -1010,7 +1010,7 @@
     <w:r>
       <w:tab/>
       <w:tab/>
-      <w:t>2026-07-23</w:t>
+      <w:t>2026-07-24</w:t>
       <w:br/>
       <w:br/>
     </w:r>

--- a/klagomål/A 22371-2025 FSC-klagomål.docx
+++ b/klagomål/A 22371-2025 FSC-klagomål.docx
@@ -1010,7 +1010,7 @@
     <w:r>
       <w:tab/>
       <w:tab/>
-      <w:t>2026-07-24</w:t>
+      <w:t>2026-07-25</w:t>
       <w:br/>
       <w:br/>
     </w:r>

--- a/klagomål/A 22371-2025 FSC-klagomål.docx
+++ b/klagomål/A 22371-2025 FSC-klagomål.docx
@@ -1010,7 +1010,7 @@
     <w:r>
       <w:tab/>
       <w:tab/>
-      <w:t>2026-07-25</w:t>
+      <w:t>2026-07-26</w:t>
       <w:br/>
       <w:br/>
     </w:r>

--- a/klagomål/A 22371-2025 FSC-klagomål.docx
+++ b/klagomål/A 22371-2025 FSC-klagomål.docx
@@ -1010,7 +1010,7 @@
     <w:r>
       <w:tab/>
       <w:tab/>
-      <w:t>2026-07-26</w:t>
+      <w:t>2026-07-27</w:t>
       <w:br/>
       <w:br/>
     </w:r>

--- a/klagomål/A 22371-2025 FSC-klagomål.docx
+++ b/klagomål/A 22371-2025 FSC-klagomål.docx
@@ -1010,7 +1010,7 @@
     <w:r>
       <w:tab/>
       <w:tab/>
-      <w:t>2026-07-27</w:t>
+      <w:t>2026-07-28</w:t>
       <w:br/>
       <w:br/>
     </w:r>

--- a/klagomål/A 22371-2025 FSC-klagomål.docx
+++ b/klagomål/A 22371-2025 FSC-klagomål.docx
@@ -1010,7 +1010,7 @@
     <w:r>
       <w:tab/>
       <w:tab/>
-      <w:t>2026-07-28</w:t>
+      <w:t>2026-07-29</w:t>
       <w:br/>
       <w:br/>
     </w:r>

--- a/klagomål/A 22371-2025 FSC-klagomål.docx
+++ b/klagomål/A 22371-2025 FSC-klagomål.docx
@@ -1010,7 +1010,7 @@
     <w:r>
       <w:tab/>
       <w:tab/>
-      <w:t>2026-07-29</w:t>
+      <w:t>2026-07-30</w:t>
       <w:br/>
       <w:br/>
     </w:r>

--- a/klagomål/A 22371-2025 FSC-klagomål.docx
+++ b/klagomål/A 22371-2025 FSC-klagomål.docx
@@ -1010,7 +1010,7 @@
     <w:r>
       <w:tab/>
       <w:tab/>
-      <w:t>2026-07-30</w:t>
+      <w:t>2026-07-31</w:t>
       <w:br/>
       <w:br/>
     </w:r>

--- a/klagomål/A 22371-2025 FSC-klagomål.docx
+++ b/klagomål/A 22371-2025 FSC-klagomål.docx
@@ -1010,7 +1010,7 @@
     <w:r>
       <w:tab/>
       <w:tab/>
-      <w:t>2026-07-31</w:t>
+      <w:t>2026-08-01</w:t>
       <w:br/>
       <w:br/>
     </w:r>

--- a/klagomål/A 22371-2025 FSC-klagomål.docx
+++ b/klagomål/A 22371-2025 FSC-klagomål.docx
@@ -1010,7 +1010,7 @@
     <w:r>
       <w:tab/>
       <w:tab/>
-      <w:t>2026-08-01</w:t>
+      <w:t>2026-08-02</w:t>
       <w:br/>
       <w:br/>
     </w:r>

--- a/klagomål/A 22371-2025 FSC-klagomål.docx
+++ b/klagomål/A 22371-2025 FSC-klagomål.docx
@@ -1010,7 +1010,7 @@
     <w:r>
       <w:tab/>
       <w:tab/>
-      <w:t>2026-08-02</w:t>
+      <w:t>2026-08-03</w:t>
       <w:br/>
       <w:br/>
     </w:r>

--- a/klagomål/A 22371-2025 FSC-klagomål.docx
+++ b/klagomål/A 22371-2025 FSC-klagomål.docx
@@ -1010,7 +1010,7 @@
     <w:r>
       <w:tab/>
       <w:tab/>
-      <w:t>2026-08-03</w:t>
+      <w:t>2026-08-05</w:t>
       <w:br/>
       <w:br/>
     </w:r>

--- a/klagomål/A 22371-2025 FSC-klagomål.docx
+++ b/klagomål/A 22371-2025 FSC-klagomål.docx
@@ -1010,7 +1010,7 @@
     <w:r>
       <w:tab/>
       <w:tab/>
-      <w:t>2026-08-05</w:t>
+      <w:t>2026-08-07</w:t>
       <w:br/>
       <w:br/>
     </w:r>

--- a/klagomål/A 22371-2025 FSC-klagomål.docx
+++ b/klagomål/A 22371-2025 FSC-klagomål.docx
@@ -1010,7 +1010,7 @@
     <w:r>
       <w:tab/>
       <w:tab/>
-      <w:t>2026-08-07</w:t>
+      <w:t>2026-08-08</w:t>
       <w:br/>
       <w:br/>
     </w:r>

--- a/klagomål/A 22371-2025 FSC-klagomål.docx
+++ b/klagomål/A 22371-2025 FSC-klagomål.docx
@@ -216,7 +216,7 @@
         <w:spacing w:after="240"/>
       </w:pPr>
       <w:r>
-        <w:t>Figur 1. Fyndplatser för naturvårdsarter i avverkningsanmälan. Markörer utan svart kant är placerade på fyndplatsen. Markörer med svart kant är placerade vid sidan av fyndplatsen har ett svart streck som visar fyndplatsens exakta position. Kartans mittpunktskoordinat är N 7172053, E 719529 i SWEREF 99 TM.</w:t>
+        <w:t>Figur 1. Fyndplatser för naturvårdsarter i avverkningsanmälan. Markörer utan svart kant är placerade på fyndplatsen. Markörer med svart kant är placerade vid sidan av fyndplatsen och har ett svart streck som visar fyndplatsens exakta position. Kartans mittpunktskoordinat är N 7172053, E 719529 i SWEREF 99 TM.</w:t>
       </w:r>
     </w:p>
     <w:p>
@@ -1010,7 +1010,7 @@
     <w:r>
       <w:tab/>
       <w:tab/>
-      <w:t>2026-08-14</w:t>
+      <w:t>2026-08-15</w:t>
       <w:br/>
       <w:br/>
     </w:r>

--- a/klagomål/A 22371-2025 FSC-klagomål.docx
+++ b/klagomål/A 22371-2025 FSC-klagomål.docx
@@ -1010,7 +1010,7 @@
     <w:r>
       <w:tab/>
       <w:tab/>
-      <w:t>2026-08-15</w:t>
+      <w:t>2026-08-16</w:t>
       <w:br/>
       <w:br/>
     </w:r>

--- a/klagomål/A 22371-2025 FSC-klagomål.docx
+++ b/klagomål/A 22371-2025 FSC-klagomål.docx
@@ -1010,7 +1010,7 @@
     <w:r>
       <w:tab/>
       <w:tab/>
-      <w:t>2026-08-16</w:t>
+      <w:t>2026-08-17</w:t>
       <w:br/>
       <w:br/>
     </w:r>

--- a/klagomål/A 22371-2025 FSC-klagomål.docx
+++ b/klagomål/A 22371-2025 FSC-klagomål.docx
@@ -1010,7 +1010,7 @@
     <w:r>
       <w:tab/>
       <w:tab/>
-      <w:t>2026-08-17</w:t>
+      <w:t>2026-08-18</w:t>
       <w:br/>
       <w:br/>
     </w:r>

--- a/klagomål/A 22371-2025 FSC-klagomål.docx
+++ b/klagomål/A 22371-2025 FSC-klagomål.docx
@@ -1010,7 +1010,7 @@
     <w:r>
       <w:tab/>
       <w:tab/>
-      <w:t>2026-08-18</w:t>
+      <w:t>2026-08-19</w:t>
       <w:br/>
       <w:br/>
     </w:r>

--- a/klagomål/A 22371-2025 FSC-klagomål.docx
+++ b/klagomål/A 22371-2025 FSC-klagomål.docx
@@ -1010,7 +1010,7 @@
     <w:r>
       <w:tab/>
       <w:tab/>
-      <w:t>2026-08-19</w:t>
+      <w:t>2026-08-20</w:t>
       <w:br/>
       <w:br/>
     </w:r>

--- a/klagomål/A 22371-2025 FSC-klagomål.docx
+++ b/klagomål/A 22371-2025 FSC-klagomål.docx
@@ -1010,7 +1010,7 @@
     <w:r>
       <w:tab/>
       <w:tab/>
-      <w:t>2026-08-20</w:t>
+      <w:t>2026-08-21</w:t>
       <w:br/>
       <w:br/>
     </w:r>

--- a/klagomål/A 22371-2025 FSC-klagomål.docx
+++ b/klagomål/A 22371-2025 FSC-klagomål.docx
@@ -1010,7 +1010,7 @@
     <w:r>
       <w:tab/>
       <w:tab/>
-      <w:t>2026-08-21</w:t>
+      <w:t>2026-08-22</w:t>
       <w:br/>
       <w:br/>
     </w:r>

--- a/klagomål/A 22371-2025 FSC-klagomål.docx
+++ b/klagomål/A 22371-2025 FSC-klagomål.docx
@@ -1010,7 +1010,7 @@
     <w:r>
       <w:tab/>
       <w:tab/>
-      <w:t>2026-08-22</w:t>
+      <w:t>2026-08-23</w:t>
       <w:br/>
       <w:br/>
     </w:r>

--- a/klagomål/A 22371-2025 FSC-klagomål.docx
+++ b/klagomål/A 22371-2025 FSC-klagomål.docx
@@ -1010,7 +1010,7 @@
     <w:r>
       <w:tab/>
       <w:tab/>
-      <w:t>2026-08-23</w:t>
+      <w:t>2026-08-24</w:t>
       <w:br/>
       <w:br/>
     </w:r>

--- a/klagomål/A 22371-2025 FSC-klagomål.docx
+++ b/klagomål/A 22371-2025 FSC-klagomål.docx
@@ -1010,7 +1010,7 @@
     <w:r>
       <w:tab/>
       <w:tab/>
-      <w:t>2026-08-24</w:t>
+      <w:t>2026-08-25</w:t>
       <w:br/>
       <w:br/>
     </w:r>

--- a/klagomål/A 22371-2025 FSC-klagomål.docx
+++ b/klagomål/A 22371-2025 FSC-klagomål.docx
@@ -1010,7 +1010,7 @@
     <w:r>
       <w:tab/>
       <w:tab/>
-      <w:t>2026-08-25</w:t>
+      <w:t>2026-08-26</w:t>
       <w:br/>
       <w:br/>
     </w:r>

--- a/klagomål/A 22371-2025 FSC-klagomål.docx
+++ b/klagomål/A 22371-2025 FSC-klagomål.docx
@@ -1010,7 +1010,7 @@
     <w:r>
       <w:tab/>
       <w:tab/>
-      <w:t>2026-08-26</w:t>
+      <w:t>2026-08-27</w:t>
       <w:br/>
       <w:br/>
     </w:r>

--- a/klagomål/A 22371-2025 FSC-klagomål.docx
+++ b/klagomål/A 22371-2025 FSC-klagomål.docx
@@ -1010,7 +1010,7 @@
     <w:r>
       <w:tab/>
       <w:tab/>
-      <w:t>2026-08-27</w:t>
+      <w:t>2026-08-28</w:t>
       <w:br/>
       <w:br/>
     </w:r>

--- a/klagomål/A 22371-2025 FSC-klagomål.docx
+++ b/klagomål/A 22371-2025 FSC-klagomål.docx
@@ -1010,7 +1010,7 @@
     <w:r>
       <w:tab/>
       <w:tab/>
-      <w:t>2026-08-28</w:t>
+      <w:t>2026-08-29</w:t>
       <w:br/>
       <w:br/>
     </w:r>

--- a/klagomål/A 22371-2025 FSC-klagomål.docx
+++ b/klagomål/A 22371-2025 FSC-klagomål.docx
@@ -1010,7 +1010,7 @@
     <w:r>
       <w:tab/>
       <w:tab/>
-      <w:t>2026-08-29</w:t>
+      <w:t>2026-08-31</w:t>
       <w:br/>
       <w:br/>
     </w:r>

--- a/klagomål/A 22371-2025 FSC-klagomål.docx
+++ b/klagomål/A 22371-2025 FSC-klagomål.docx
@@ -1010,7 +1010,7 @@
     <w:r>
       <w:tab/>
       <w:tab/>
-      <w:t>2026-08-31</w:t>
+      <w:t>2026-09-01</w:t>
       <w:br/>
       <w:br/>
     </w:r>

--- a/klagomål/A 22371-2025 FSC-klagomål.docx
+++ b/klagomål/A 22371-2025 FSC-klagomål.docx
@@ -1010,7 +1010,7 @@
     <w:r>
       <w:tab/>
       <w:tab/>
-      <w:t>2026-09-01</w:t>
+      <w:t>2026-09-02</w:t>
       <w:br/>
       <w:br/>
     </w:r>

--- a/klagomål/A 22371-2025 FSC-klagomål.docx
+++ b/klagomål/A 22371-2025 FSC-klagomål.docx
@@ -1010,7 +1010,7 @@
     <w:r>
       <w:tab/>
       <w:tab/>
-      <w:t>2026-09-02</w:t>
+      <w:t>2026-09-03</w:t>
       <w:br/>
       <w:br/>
     </w:r>

--- a/klagomål/A 22371-2025 FSC-klagomål.docx
+++ b/klagomål/A 22371-2025 FSC-klagomål.docx
@@ -1010,7 +1010,7 @@
     <w:r>
       <w:tab/>
       <w:tab/>
-      <w:t>2026-09-03</w:t>
+      <w:t>2026-09-04</w:t>
       <w:br/>
       <w:br/>
     </w:r>

--- a/klagomål/A 22371-2025 FSC-klagomål.docx
+++ b/klagomål/A 22371-2025 FSC-klagomål.docx
@@ -1010,7 +1010,7 @@
     <w:r>
       <w:tab/>
       <w:tab/>
-      <w:t>2026-09-04</w:t>
+      <w:t>2026-09-05</w:t>
       <w:br/>
       <w:br/>
     </w:r>
